--- a/可编辑文档/《五民黨黨章》繁體版.docx
+++ b/可编辑文档/《五民黨黨章》繁體版.docx
@@ -219,7 +219,7 @@
           <w:ilvl w:val="0"/>
           <w:numId w:val="1"/>
         </w:numPr>
-        <w:spacing w:lineRule="exact" w:line="400" w:before="312" w:after="156"/>
+        <w:spacing w:lineRule="exact" w:line="400" w:before="156" w:after="0"/>
         <w:jc w:val="center"/>
         <w:outlineLvl w:val="0"/>
         <w:rPr>
@@ -578,7 +578,7 @@
           <w:ilvl w:val="0"/>
           <w:numId w:val="1"/>
         </w:numPr>
-        <w:spacing w:lineRule="exact" w:line="400" w:before="312" w:after="156"/>
+        <w:spacing w:lineRule="exact" w:line="400" w:before="156" w:after="0"/>
         <w:jc w:val="center"/>
         <w:outlineLvl w:val="0"/>
         <w:rPr>
@@ -671,7 +671,7 @@
           <w:szCs w:val="21"/>
           <w:lang w:eastAsia="zh-TW"/>
         </w:rPr>
-        <w:t>自加入本黨之日起的第一年為預備黨員，預備黨員擁有與正式黨員相同的黨員權利，預備黨員在預備期內未發生重大過錯的，即結束預備期成為正式黨員，預備黨員在預備期內發生重大過錯的，由黨支部會議決議延長預備期或取消預備黨員資格。</w:t>
+        <w:t>自加入本黨之日起的第一年為預備黨員，預備黨員擁有與正式黨員相同的黨員權利，預備黨員在預備期內未發生重大過錯的，即結束預備期成為正式黨員；凡本黨黨員以本黨的名義從事任何社會事務的，需得到本黨組織的授權許可，未經授權許可的，其一切行為皆為個人行為。</w:t>
       </w:r>
     </w:p>
     <w:p>
@@ -1192,39 +1192,7 @@
           <w:szCs w:val="21"/>
           <w:lang w:eastAsia="zh-TW"/>
         </w:rPr>
-        <w:t>入黨規則：各黨員務必嚴格保守本黨和黨友的秘密！各黨員在有意發展潛在對象為本黨黨員之前，應至少考察其言行</w:t>
-      </w:r>
-      <w:r>
-        <w:rPr>
-          <w:rFonts w:eastAsia="宋体-简" w:cs="宋体-简" w:ascii="宋体-简" w:hAnsi="宋体-简"/>
-          <w:szCs w:val="21"/>
-          <w:lang w:eastAsia="zh-TW"/>
-        </w:rPr>
-        <w:t>1</w:t>
-      </w:r>
-      <w:r>
-        <w:rPr>
-          <w:rFonts w:ascii="宋体-简" w:hAnsi="宋体-简" w:cs="宋体-简" w:eastAsia="宋体-简"/>
-          <w:szCs w:val="21"/>
-          <w:lang w:eastAsia="zh-TW"/>
-        </w:rPr>
-        <w:t>年以上，且與被發展人應至少相識</w:t>
-      </w:r>
-      <w:r>
-        <w:rPr>
-          <w:rFonts w:eastAsia="宋体-简" w:cs="宋体-简" w:ascii="宋体-简" w:hAnsi="宋体-简"/>
-          <w:szCs w:val="21"/>
-          <w:lang w:eastAsia="zh-TW"/>
-        </w:rPr>
-        <w:t>2</w:t>
-      </w:r>
-      <w:r>
-        <w:rPr>
-          <w:rFonts w:ascii="宋体-简" w:hAnsi="宋体-简" w:cs="宋体-简" w:eastAsia="宋体-简"/>
-          <w:szCs w:val="21"/>
-          <w:lang w:eastAsia="zh-TW"/>
-        </w:rPr>
-        <w:t>年以上，或有一名本黨正式黨員保薦被發展人入黨，且保薦人與發展介紹人不得是同一人；對於考察通過的潛在對象，應積極拉攏加入本黨，加入本黨的，應填寫附件一《入黨申請書》，入黨申請書需由黨支部會議決議通過。</w:t>
+        <w:t>入黨規則：符合入黨條件的任何人可從五民黨官方網站獲得黨員編號並合格填寫附件《中國五民黨入黨申請書》即為加入本黨。</w:t>
       </w:r>
     </w:p>
     <w:p>
@@ -1249,7 +1217,23 @@
           <w:szCs w:val="21"/>
           <w:lang w:eastAsia="zh-TW"/>
         </w:rPr>
-        <w:t>退黨規則：凡中國五民黨黨員，有自由選擇政黨的權利，沒有違反本黨黨章行為的，均可自由退黨，本黨黨員退黨的，需通過任意報社登報或自由廣場網聲明退出中國五民黨，凡正式退出本黨的黨員，其本人永久不得再加入本黨。</w:t>
+        <w:t>退黨規則：凡中國五民黨黨員，有自由選擇政黨的權利，沒有違反本黨黨章行為的，均可自由退黨，本黨黨員退黨的，需通過任意報社登報或在</w:t>
+      </w:r>
+      <w:r>
+        <w:rPr>
+          <w:rFonts w:eastAsia="宋体-简" w:cs="宋体-简" w:ascii="宋体-简" w:hAnsi="宋体-简"/>
+          <w:szCs w:val="21"/>
+          <w:lang w:eastAsia="zh-TW"/>
+        </w:rPr>
+        <w:t>WuminApp</w:t>
+      </w:r>
+      <w:r>
+        <w:rPr>
+          <w:rFonts w:ascii="宋体-简" w:hAnsi="宋体-简" w:cs="宋体-简" w:eastAsia="宋体-简"/>
+          <w:szCs w:val="21"/>
+          <w:lang w:eastAsia="zh-TW"/>
+        </w:rPr>
+        <w:t>上聲明退出中國五民黨，並在五民黨官方網站註銷黨員編號；凡正式退出本黨的黨員，其本人永久不得再加入本黨。</w:t>
       </w:r>
     </w:p>
     <w:p>
@@ -1299,7 +1283,7 @@
           <w:szCs w:val="21"/>
           <w:lang w:eastAsia="zh-TW"/>
         </w:rPr>
-        <w:t>凡本黨正式之黨員，應按年繳納黨費，黨員年稅後收入在</w:t>
+        <w:t>凡本黨正式之黨員，應按自然年繳納黨費，黨員年稅後收入在</w:t>
       </w:r>
       <w:r>
         <w:rPr>
@@ -1307,15 +1291,15 @@
           <w:szCs w:val="21"/>
           <w:lang w:eastAsia="zh-TW"/>
         </w:rPr>
-        <w:t>50</w:t>
-      </w:r>
-      <w:r>
-        <w:rPr>
-          <w:rFonts w:ascii="宋体-简" w:hAnsi="宋体-简" w:cs="宋体-简" w:eastAsia="宋体-简"/>
-          <w:szCs w:val="21"/>
-          <w:lang w:eastAsia="zh-TW"/>
-        </w:rPr>
-        <w:t>萬元以下的，每年繳納黨費</w:t>
+        <w:t>3</w:t>
+      </w:r>
+      <w:r>
+        <w:rPr>
+          <w:rFonts w:ascii="宋体-简" w:hAnsi="宋体-简" w:cs="宋体-简" w:eastAsia="宋体-简"/>
+          <w:szCs w:val="21"/>
+          <w:lang w:eastAsia="zh-TW"/>
+        </w:rPr>
+        <w:t>萬元以下的，每年需繳納黨費</w:t>
       </w:r>
       <w:r>
         <w:rPr>
@@ -1323,15 +1307,15 @@
           <w:szCs w:val="21"/>
           <w:lang w:eastAsia="zh-TW"/>
         </w:rPr>
-        <w:t>500</w:t>
-      </w:r>
-      <w:r>
-        <w:rPr>
-          <w:rFonts w:ascii="宋体-简" w:hAnsi="宋体-简" w:cs="宋体-简" w:eastAsia="宋体-简"/>
-          <w:szCs w:val="21"/>
-          <w:lang w:eastAsia="zh-TW"/>
-        </w:rPr>
-        <w:t>元以下，黨員年稅後收入在</w:t>
+        <w:t>12</w:t>
+      </w:r>
+      <w:r>
+        <w:rPr>
+          <w:rFonts w:ascii="宋体-简" w:hAnsi="宋体-简" w:cs="宋体-简" w:eastAsia="宋体-简"/>
+          <w:szCs w:val="21"/>
+          <w:lang w:eastAsia="zh-TW"/>
+        </w:rPr>
+        <w:t>元以上；黨員年稅後收入在</w:t>
       </w:r>
       <w:r>
         <w:rPr>
@@ -1339,15 +1323,15 @@
           <w:szCs w:val="21"/>
           <w:lang w:eastAsia="zh-TW"/>
         </w:rPr>
-        <w:t>50</w:t>
-      </w:r>
-      <w:r>
-        <w:rPr>
-          <w:rFonts w:ascii="宋体-简" w:hAnsi="宋体-简" w:cs="宋体-简" w:eastAsia="宋体-简"/>
-          <w:szCs w:val="21"/>
-          <w:lang w:eastAsia="zh-TW"/>
-        </w:rPr>
-        <w:t>萬元以上的，每年繳納黨費</w:t>
+        <w:t>3</w:t>
+      </w:r>
+      <w:r>
+        <w:rPr>
+          <w:rFonts w:ascii="宋体-简" w:hAnsi="宋体-简" w:cs="宋体-简" w:eastAsia="宋体-简"/>
+          <w:szCs w:val="21"/>
+          <w:lang w:eastAsia="zh-TW"/>
+        </w:rPr>
+        <w:t>萬元（含）以上</w:t>
       </w:r>
       <w:r>
         <w:rPr>
@@ -1355,15 +1339,63 @@
           <w:szCs w:val="21"/>
           <w:lang w:eastAsia="zh-TW"/>
         </w:rPr>
-        <w:t>1000</w:t>
-      </w:r>
-      <w:r>
-        <w:rPr>
-          <w:rFonts w:ascii="宋体-简" w:hAnsi="宋体-简" w:cs="宋体-简" w:eastAsia="宋体-简"/>
-          <w:szCs w:val="21"/>
-          <w:lang w:eastAsia="zh-TW"/>
-        </w:rPr>
-        <w:t>元以上；超過三年未繳納黨費的黨員，不得被推薦為幹部黨員，不得被推薦為從政黨員。</w:t>
+        <w:t>10</w:t>
+      </w:r>
+      <w:r>
+        <w:rPr>
+          <w:rFonts w:ascii="宋体-简" w:hAnsi="宋体-简" w:cs="宋体-简" w:eastAsia="宋体-简"/>
+          <w:szCs w:val="21"/>
+          <w:lang w:eastAsia="zh-TW"/>
+        </w:rPr>
+        <w:t>萬元以下的，每年需繳納黨費</w:t>
+      </w:r>
+      <w:r>
+        <w:rPr>
+          <w:rFonts w:eastAsia="宋体-简" w:cs="宋体-简" w:ascii="宋体-简" w:hAnsi="宋体-简"/>
+          <w:szCs w:val="21"/>
+          <w:lang w:eastAsia="zh-TW"/>
+        </w:rPr>
+        <w:t>120</w:t>
+      </w:r>
+      <w:r>
+        <w:rPr>
+          <w:rFonts w:ascii="宋体-简" w:hAnsi="宋体-简" w:cs="宋体-简" w:eastAsia="宋体-简"/>
+          <w:szCs w:val="21"/>
+          <w:lang w:eastAsia="zh-TW"/>
+        </w:rPr>
+        <w:t>元以上 ；黨員年稅後收入在</w:t>
+      </w:r>
+      <w:r>
+        <w:rPr>
+          <w:rFonts w:eastAsia="宋体-简" w:cs="宋体-简" w:ascii="宋体-简" w:hAnsi="宋体-简"/>
+          <w:szCs w:val="21"/>
+          <w:lang w:eastAsia="zh-TW"/>
+        </w:rPr>
+        <w:t>10</w:t>
+      </w:r>
+      <w:r>
+        <w:rPr>
+          <w:rFonts w:ascii="宋体-简" w:hAnsi="宋体-简" w:cs="宋体-简" w:eastAsia="宋体-简"/>
+          <w:szCs w:val="21"/>
+          <w:lang w:eastAsia="zh-TW"/>
+        </w:rPr>
+        <w:t>萬元（含）以上的，每年需繳納黨費</w:t>
+      </w:r>
+      <w:r>
+        <w:rPr>
+          <w:rFonts w:eastAsia="宋体-简" w:cs="宋体-简" w:ascii="宋体-简" w:hAnsi="宋体-简"/>
+          <w:szCs w:val="21"/>
+          <w:lang w:eastAsia="zh-TW"/>
+        </w:rPr>
+        <w:t>1200</w:t>
+      </w:r>
+      <w:r>
+        <w:rPr>
+          <w:rFonts w:ascii="宋体-简" w:hAnsi="宋体-简" w:cs="宋体-简" w:eastAsia="宋体-简"/>
+          <w:szCs w:val="21"/>
+          <w:lang w:eastAsia="zh-TW"/>
+        </w:rPr>
+        <w:t>元以上；超過兩年未繳納黨費的黨員，不得被推薦為幹部黨員，不得被推薦為從政黨員。</w:t>
       </w:r>
     </w:p>
     <w:p>
@@ -1373,7 +1405,7 @@
           <w:ilvl w:val="0"/>
           <w:numId w:val="1"/>
         </w:numPr>
-        <w:spacing w:lineRule="exact" w:line="400" w:before="312" w:after="156"/>
+        <w:spacing w:lineRule="exact" w:line="400" w:before="156" w:after="0"/>
         <w:jc w:val="center"/>
         <w:outlineLvl w:val="0"/>
         <w:rPr>
@@ -2018,7 +2050,7 @@
           <w:szCs w:val="21"/>
           <w:lang w:eastAsia="zh-TW"/>
         </w:rPr>
-        <w:t>個海外委員會，分別為亞洲委員會、歐洲委員會、北美委員會、南美委員會、非洲委員會，各海外委員會負責在所屬區域內發展五民黨組織及黨員等事務。</w:t>
+        <w:t>個海外委員會，分別為亞洲委員會、歐洲委員會、北美委員會、南美委員會、非洲委員會，各海外委員會負責在所屬區域內發展五民黨組織及黨員等事務，亞洲委員會管轄除中國以外的亞洲地區及澳洲地區。</w:t>
       </w:r>
     </w:p>
     <w:p>
@@ -2078,7 +2110,7 @@
         <w:pStyle w:val="11"/>
         <w:numPr>
           <w:ilvl w:val="0"/>
-          <w:numId w:val="24"/>
+          <w:numId w:val="22"/>
         </w:numPr>
         <w:spacing w:lineRule="exact" w:line="300"/>
         <w:ind w:hanging="735" w:left="945"/>
@@ -2105,7 +2137,7 @@
         <w:pStyle w:val="11"/>
         <w:numPr>
           <w:ilvl w:val="0"/>
-          <w:numId w:val="24"/>
+          <w:numId w:val="22"/>
         </w:numPr>
         <w:spacing w:lineRule="exact" w:line="300"/>
         <w:ind w:hanging="735" w:left="945"/>
@@ -2132,7 +2164,7 @@
         <w:pStyle w:val="11"/>
         <w:numPr>
           <w:ilvl w:val="0"/>
-          <w:numId w:val="24"/>
+          <w:numId w:val="22"/>
         </w:numPr>
         <w:spacing w:lineRule="exact" w:line="300"/>
         <w:ind w:hanging="735" w:left="945"/>
@@ -2195,7 +2227,7 @@
         <w:pStyle w:val="11"/>
         <w:numPr>
           <w:ilvl w:val="0"/>
-          <w:numId w:val="24"/>
+          <w:numId w:val="22"/>
         </w:numPr>
         <w:spacing w:lineRule="exact" w:line="300"/>
         <w:ind w:hanging="735" w:left="945"/>
@@ -2294,7 +2326,7 @@
         <w:pStyle w:val="11"/>
         <w:numPr>
           <w:ilvl w:val="0"/>
-          <w:numId w:val="24"/>
+          <w:numId w:val="22"/>
         </w:numPr>
         <w:spacing w:lineRule="exact" w:line="300" w:before="0" w:after="156"/>
         <w:ind w:hanging="735" w:left="945"/>
@@ -2323,7 +2355,7 @@
           <w:ilvl w:val="0"/>
           <w:numId w:val="1"/>
         </w:numPr>
-        <w:spacing w:lineRule="exact" w:line="400" w:before="312" w:after="156"/>
+        <w:spacing w:lineRule="exact" w:line="400" w:before="156" w:after="0"/>
         <w:jc w:val="center"/>
         <w:outlineLvl w:val="0"/>
         <w:rPr>
@@ -3052,7 +3084,7 @@
           <w:ilvl w:val="0"/>
           <w:numId w:val="1"/>
         </w:numPr>
-        <w:spacing w:lineRule="exact" w:line="400" w:before="312" w:after="156"/>
+        <w:spacing w:lineRule="exact" w:line="400" w:before="156" w:after="0"/>
         <w:jc w:val="center"/>
         <w:outlineLvl w:val="0"/>
         <w:rPr>
@@ -4480,7 +4512,7 @@
           <w:ilvl w:val="0"/>
           <w:numId w:val="1"/>
         </w:numPr>
-        <w:spacing w:lineRule="exact" w:line="400" w:before="312" w:after="156"/>
+        <w:spacing w:lineRule="exact" w:line="400" w:before="156" w:after="0"/>
         <w:jc w:val="center"/>
         <w:outlineLvl w:val="0"/>
         <w:rPr>
@@ -4829,7 +4861,7 @@
           <w:ilvl w:val="0"/>
           <w:numId w:val="1"/>
         </w:numPr>
-        <w:spacing w:lineRule="exact" w:line="400" w:before="312" w:after="156"/>
+        <w:spacing w:lineRule="exact" w:line="400" w:before="156" w:after="0"/>
         <w:jc w:val="center"/>
         <w:outlineLvl w:val="0"/>
         <w:rPr>
@@ -5203,7 +5235,7 @@
           <w:ilvl w:val="0"/>
           <w:numId w:val="1"/>
         </w:numPr>
-        <w:spacing w:lineRule="exact" w:line="400" w:before="312" w:after="156"/>
+        <w:spacing w:lineRule="exact" w:line="400" w:before="156" w:after="0"/>
         <w:jc w:val="center"/>
         <w:outlineLvl w:val="0"/>
         <w:rPr>
@@ -5561,7 +5593,7 @@
           <w:ilvl w:val="0"/>
           <w:numId w:val="1"/>
         </w:numPr>
-        <w:spacing w:lineRule="exact" w:line="400" w:before="312" w:after="156"/>
+        <w:spacing w:lineRule="exact" w:line="400" w:before="156" w:after="0"/>
         <w:jc w:val="center"/>
         <w:outlineLvl w:val="0"/>
         <w:rPr>
@@ -5704,7 +5736,7 @@
           <w:szCs w:val="21"/>
           <w:lang w:eastAsia="zh-TW"/>
         </w:rPr>
-        <w:t>名正式黨員，其中，大學生黨員不得少於</w:t>
+        <w:t>名黨員，其中，學生黨員不得少於</w:t>
       </w:r>
       <w:r>
         <w:rPr>
@@ -5776,7 +5808,7 @@
         <w:pStyle w:val="11"/>
         <w:numPr>
           <w:ilvl w:val="0"/>
-          <w:numId w:val="22"/>
+          <w:numId w:val="20"/>
         </w:numPr>
         <w:spacing w:lineRule="exact" w:line="300"/>
         <w:ind w:hanging="735" w:left="945"/>
@@ -5801,7 +5833,7 @@
         <w:pStyle w:val="11"/>
         <w:numPr>
           <w:ilvl w:val="0"/>
-          <w:numId w:val="22"/>
+          <w:numId w:val="20"/>
         </w:numPr>
         <w:spacing w:lineRule="exact" w:line="300"/>
         <w:ind w:hanging="735" w:left="945"/>
@@ -5826,7 +5858,7 @@
         <w:pStyle w:val="11"/>
         <w:numPr>
           <w:ilvl w:val="0"/>
-          <w:numId w:val="22"/>
+          <w:numId w:val="20"/>
         </w:numPr>
         <w:spacing w:lineRule="exact" w:line="300"/>
         <w:ind w:hanging="735" w:left="945"/>
@@ -5851,7 +5883,7 @@
         <w:pStyle w:val="11"/>
         <w:numPr>
           <w:ilvl w:val="0"/>
-          <w:numId w:val="22"/>
+          <w:numId w:val="20"/>
         </w:numPr>
         <w:spacing w:lineRule="exact" w:line="300"/>
         <w:ind w:hanging="735" w:left="945"/>
@@ -5876,7 +5908,7 @@
         <w:pStyle w:val="11"/>
         <w:numPr>
           <w:ilvl w:val="0"/>
-          <w:numId w:val="22"/>
+          <w:numId w:val="20"/>
         </w:numPr>
         <w:spacing w:lineRule="exact" w:line="300"/>
         <w:ind w:hanging="735" w:left="945"/>
@@ -5901,7 +5933,7 @@
         <w:pStyle w:val="11"/>
         <w:numPr>
           <w:ilvl w:val="0"/>
-          <w:numId w:val="22"/>
+          <w:numId w:val="20"/>
         </w:numPr>
         <w:spacing w:lineRule="exact" w:line="300"/>
         <w:ind w:hanging="735" w:left="945"/>
@@ -5926,7 +5958,7 @@
         <w:pStyle w:val="11"/>
         <w:numPr>
           <w:ilvl w:val="0"/>
-          <w:numId w:val="22"/>
+          <w:numId w:val="20"/>
         </w:numPr>
         <w:spacing w:lineRule="exact" w:line="300"/>
         <w:ind w:hanging="735" w:left="945"/>
@@ -5951,7 +5983,7 @@
         <w:pStyle w:val="11"/>
         <w:numPr>
           <w:ilvl w:val="0"/>
-          <w:numId w:val="22"/>
+          <w:numId w:val="20"/>
         </w:numPr>
         <w:spacing w:lineRule="exact" w:line="300" w:before="0" w:after="156"/>
         <w:ind w:hanging="735" w:left="945"/>
@@ -6054,7 +6086,7 @@
           <w:szCs w:val="21"/>
           <w:lang w:eastAsia="zh-TW"/>
         </w:rPr>
-        <w:t>3</w:t>
+        <w:t>5</w:t>
       </w:r>
       <w:r>
         <w:rPr>
@@ -6070,6 +6102,22 @@
           <w:szCs w:val="21"/>
           <w:lang w:eastAsia="zh-TW"/>
         </w:rPr>
+        <w:t>50</w:t>
+      </w:r>
+      <w:r>
+        <w:rPr>
+          <w:rFonts w:ascii="宋体-简" w:hAnsi="宋体-简" w:cs="宋体-简" w:eastAsia="宋体-简"/>
+          <w:szCs w:val="21"/>
+          <w:lang w:eastAsia="zh-TW"/>
+        </w:rPr>
+        <w:t>名黨員，其中，學生黨員不得少於</w:t>
+      </w:r>
+      <w:r>
+        <w:rPr>
+          <w:rFonts w:eastAsia="宋体-简" w:cs="宋体-简" w:ascii="宋体-简" w:hAnsi="宋体-简"/>
+          <w:szCs w:val="21"/>
+          <w:lang w:eastAsia="zh-TW"/>
+        </w:rPr>
         <w:t>30</w:t>
       </w:r>
       <w:r>
@@ -6078,7 +6126,7 @@
           <w:szCs w:val="21"/>
           <w:lang w:eastAsia="zh-TW"/>
         </w:rPr>
-        <w:t>名黨員，其中，中學生預備黨員不得少於</w:t>
+        <w:t>名；對於未達到條件的中學，可與其他中學聯合成立中學聯合特別委員會，成立中學聯合特別委員會的，其所屬黨支部數量不得少於</w:t>
       </w:r>
       <w:r>
         <w:rPr>
@@ -6087,22 +6135,6 @@
           <w:lang w:eastAsia="zh-TW"/>
         </w:rPr>
         <w:t>10</w:t>
-      </w:r>
-      <w:r>
-        <w:rPr>
-          <w:rFonts w:ascii="宋体-简" w:hAnsi="宋体-简" w:cs="宋体-简" w:eastAsia="宋体-简"/>
-          <w:szCs w:val="21"/>
-          <w:lang w:eastAsia="zh-TW"/>
-        </w:rPr>
-        <w:t>名；對於未達到條件的中學，可與其他中學聯合成立中學聯合特別委員會，成立中學聯合特別委員會的，其所屬黨支部數量不得少於</w:t>
-      </w:r>
-      <w:r>
-        <w:rPr>
-          <w:rFonts w:eastAsia="宋体-简" w:cs="宋体-简" w:ascii="宋体-简" w:hAnsi="宋体-简"/>
-          <w:szCs w:val="21"/>
-          <w:lang w:eastAsia="zh-TW"/>
-        </w:rPr>
-        <w:t>5</w:t>
       </w:r>
       <w:r>
         <w:rPr>
@@ -6166,7 +6198,7 @@
         <w:pStyle w:val="11"/>
         <w:numPr>
           <w:ilvl w:val="0"/>
-          <w:numId w:val="23"/>
+          <w:numId w:val="21"/>
         </w:numPr>
         <w:spacing w:lineRule="exact" w:line="300"/>
         <w:ind w:hanging="735" w:left="945"/>
@@ -6191,32 +6223,32 @@
         <w:pStyle w:val="11"/>
         <w:numPr>
           <w:ilvl w:val="0"/>
-          <w:numId w:val="23"/>
-        </w:numPr>
-        <w:spacing w:lineRule="exact" w:line="300"/>
-        <w:ind w:hanging="735" w:left="945"/>
-        <w:outlineLvl w:val="3"/>
-        <w:rPr>
-          <w:rFonts w:ascii="宋体-简" w:hAnsi="宋体-简" w:eastAsia="宋体-简" w:cs="宋体-简"/>
-          <w:szCs w:val="21"/>
-          <w:lang w:eastAsia="zh-TW"/>
-        </w:rPr>
-      </w:pPr>
-      <w:r>
-        <w:rPr>
-          <w:rFonts w:ascii="宋体-简" w:hAnsi="宋体-简" w:cs="宋体-简" w:eastAsia="宋体-简"/>
-          <w:szCs w:val="21"/>
-          <w:lang w:eastAsia="zh-TW"/>
-        </w:rPr>
-        <w:t>在本校中學生群體中發展預備黨員隊伍；</w:t>
-      </w:r>
-    </w:p>
-    <w:p>
-      <w:pPr>
-        <w:pStyle w:val="11"/>
-        <w:numPr>
-          <w:ilvl w:val="0"/>
-          <w:numId w:val="23"/>
+          <w:numId w:val="21"/>
+        </w:numPr>
+        <w:spacing w:lineRule="exact" w:line="300"/>
+        <w:ind w:hanging="735" w:left="945"/>
+        <w:outlineLvl w:val="3"/>
+        <w:rPr>
+          <w:rFonts w:ascii="宋体-简" w:hAnsi="宋体-简" w:eastAsia="宋体-简" w:cs="宋体-简"/>
+          <w:szCs w:val="21"/>
+          <w:lang w:eastAsia="zh-TW"/>
+        </w:rPr>
+      </w:pPr>
+      <w:r>
+        <w:rPr>
+          <w:rFonts w:ascii="宋体-简" w:hAnsi="宋体-简" w:cs="宋体-简" w:eastAsia="宋体-简"/>
+          <w:szCs w:val="21"/>
+          <w:lang w:eastAsia="zh-TW"/>
+        </w:rPr>
+        <w:t>在本校中學生群體中發展黨員隊伍；</w:t>
+      </w:r>
+    </w:p>
+    <w:p>
+      <w:pPr>
+        <w:pStyle w:val="11"/>
+        <w:numPr>
+          <w:ilvl w:val="0"/>
+          <w:numId w:val="21"/>
         </w:numPr>
         <w:spacing w:lineRule="exact" w:line="300"/>
         <w:ind w:hanging="735" w:left="945"/>
@@ -6241,7 +6273,7 @@
         <w:pStyle w:val="11"/>
         <w:numPr>
           <w:ilvl w:val="0"/>
-          <w:numId w:val="23"/>
+          <w:numId w:val="21"/>
         </w:numPr>
         <w:spacing w:lineRule="exact" w:line="300"/>
         <w:ind w:hanging="735" w:left="945"/>
@@ -6266,7 +6298,7 @@
         <w:pStyle w:val="11"/>
         <w:numPr>
           <w:ilvl w:val="0"/>
-          <w:numId w:val="23"/>
+          <w:numId w:val="21"/>
         </w:numPr>
         <w:spacing w:lineRule="exact" w:line="300"/>
         <w:ind w:hanging="735" w:left="945"/>
@@ -6291,7 +6323,7 @@
         <w:pStyle w:val="11"/>
         <w:numPr>
           <w:ilvl w:val="0"/>
-          <w:numId w:val="23"/>
+          <w:numId w:val="21"/>
         </w:numPr>
         <w:spacing w:lineRule="exact" w:line="300"/>
         <w:ind w:hanging="735" w:left="945"/>
@@ -6316,7 +6348,7 @@
         <w:pStyle w:val="11"/>
         <w:numPr>
           <w:ilvl w:val="0"/>
-          <w:numId w:val="23"/>
+          <w:numId w:val="21"/>
         </w:numPr>
         <w:spacing w:lineRule="exact" w:line="300"/>
         <w:ind w:hanging="735" w:left="945"/>
@@ -6341,7 +6373,7 @@
         <w:pStyle w:val="11"/>
         <w:numPr>
           <w:ilvl w:val="0"/>
-          <w:numId w:val="23"/>
+          <w:numId w:val="21"/>
         </w:numPr>
         <w:spacing w:lineRule="exact" w:line="300" w:before="0" w:after="156"/>
         <w:ind w:hanging="735" w:left="945"/>
@@ -6368,7 +6400,7 @@
           <w:ilvl w:val="0"/>
           <w:numId w:val="1"/>
         </w:numPr>
-        <w:spacing w:lineRule="exact" w:line="400" w:before="312" w:after="156"/>
+        <w:spacing w:lineRule="exact" w:line="400" w:before="156" w:after="0"/>
         <w:jc w:val="center"/>
         <w:outlineLvl w:val="0"/>
         <w:rPr>
@@ -7074,320 +7106,6 @@
           <w:lang w:eastAsia="zh-TW"/>
         </w:rPr>
         <w:t>其他黨支部的日常工作。</w:t>
-      </w:r>
-    </w:p>
-    <w:p>
-      <w:pPr>
-        <w:pStyle w:val="11"/>
-        <w:numPr>
-          <w:ilvl w:val="0"/>
-          <w:numId w:val="1"/>
-        </w:numPr>
-        <w:spacing w:lineRule="exact" w:line="400" w:before="312" w:after="156"/>
-        <w:jc w:val="center"/>
-        <w:outlineLvl w:val="0"/>
-        <w:rPr>
-          <w:rFonts w:ascii="宋体-简" w:hAnsi="宋体-简" w:eastAsia="宋体-简" w:cs="宋体-简"/>
-          <w:b/>
-          <w:sz w:val="32"/>
-          <w:szCs w:val="32"/>
-        </w:rPr>
-      </w:pPr>
-      <w:r>
-        <w:rPr>
-          <w:rFonts w:ascii="宋体-简" w:hAnsi="宋体-简" w:cs="宋体-简" w:eastAsia="宋体-简"/>
-          <w:b/>
-          <w:sz w:val="32"/>
-          <w:szCs w:val="32"/>
-          <w:lang w:eastAsia="zh-TW"/>
-        </w:rPr>
-        <w:t>黨紀</w:t>
-      </w:r>
-    </w:p>
-    <w:p>
-      <w:pPr>
-        <w:pStyle w:val="11"/>
-        <w:numPr>
-          <w:ilvl w:val="0"/>
-          <w:numId w:val="2"/>
-        </w:numPr>
-        <w:spacing w:lineRule="exact" w:line="300"/>
-        <w:ind w:hanging="1155" w:left="1155"/>
-        <w:outlineLvl w:val="2"/>
-        <w:rPr>
-          <w:rFonts w:ascii="宋体-简" w:hAnsi="宋体-简" w:eastAsia="宋体-简" w:cs="宋体-简"/>
-          <w:szCs w:val="21"/>
-          <w:lang w:eastAsia="zh-TW"/>
-        </w:rPr>
-      </w:pPr>
-      <w:r>
-        <w:rPr>
-          <w:rFonts w:ascii="宋体-简" w:hAnsi="宋体-简" w:cs="宋体-简" w:eastAsia="宋体-简"/>
-          <w:szCs w:val="21"/>
-          <w:lang w:eastAsia="zh-TW"/>
-        </w:rPr>
-        <w:t>貪污、受賄、行賄及其他利益違紀的紀律：</w:t>
-      </w:r>
-    </w:p>
-    <w:p>
-      <w:pPr>
-        <w:pStyle w:val="11"/>
-        <w:numPr>
-          <w:ilvl w:val="0"/>
-          <w:numId w:val="20"/>
-        </w:numPr>
-        <w:spacing w:lineRule="exact" w:line="300"/>
-        <w:ind w:hanging="735" w:left="945"/>
-        <w:outlineLvl w:val="3"/>
-        <w:rPr>
-          <w:rFonts w:ascii="宋体-简" w:hAnsi="宋体-简" w:eastAsia="宋体-简" w:cs="宋体-简"/>
-          <w:lang w:eastAsia="zh-TW"/>
-        </w:rPr>
-      </w:pPr>
-      <w:r>
-        <w:rPr>
-          <w:rFonts w:ascii="宋体-简" w:hAnsi="宋体-简" w:cs="宋体-简" w:eastAsia="宋体-简"/>
-          <w:lang w:eastAsia="zh-TW"/>
-        </w:rPr>
-        <w:t>貪污受賄的，無論價值多少，一律開除其黨籍，永久不得再加入本黨；</w:t>
-      </w:r>
-    </w:p>
-    <w:p>
-      <w:pPr>
-        <w:pStyle w:val="11"/>
-        <w:numPr>
-          <w:ilvl w:val="0"/>
-          <w:numId w:val="20"/>
-        </w:numPr>
-        <w:spacing w:lineRule="exact" w:line="300"/>
-        <w:ind w:hanging="735" w:left="945"/>
-        <w:outlineLvl w:val="3"/>
-        <w:rPr>
-          <w:rFonts w:ascii="宋体-简" w:hAnsi="宋体-简" w:eastAsia="宋体-简" w:cs="宋体-简"/>
-          <w:lang w:eastAsia="zh-TW"/>
-        </w:rPr>
-      </w:pPr>
-      <w:r>
-        <w:rPr>
-          <w:rFonts w:ascii="宋体-简" w:hAnsi="宋体-简" w:cs="宋体-简" w:eastAsia="宋体-简"/>
-          <w:lang w:eastAsia="zh-TW"/>
-        </w:rPr>
-        <w:t>非本黨人士行賄的，無論行賄對象及價值，不得加入本黨；</w:t>
-      </w:r>
-    </w:p>
-    <w:p>
-      <w:pPr>
-        <w:pStyle w:val="11"/>
-        <w:numPr>
-          <w:ilvl w:val="0"/>
-          <w:numId w:val="20"/>
-        </w:numPr>
-        <w:spacing w:lineRule="exact" w:line="300" w:before="0" w:after="156"/>
-        <w:ind w:hanging="735" w:left="945"/>
-        <w:outlineLvl w:val="3"/>
-        <w:rPr>
-          <w:rFonts w:ascii="宋体-简" w:hAnsi="宋体-简" w:eastAsia="宋体-简" w:cs="宋体-简"/>
-          <w:lang w:eastAsia="zh-TW"/>
-        </w:rPr>
-      </w:pPr>
-      <w:r>
-        <w:rPr>
-          <w:rFonts w:ascii="宋体-简" w:hAnsi="宋体-简" w:cs="宋体-简" w:eastAsia="宋体-简"/>
-          <w:lang w:eastAsia="zh-TW"/>
-        </w:rPr>
-        <w:t>本黨黨員行賄的，無論行賄對象及價值，一律開除其黨籍，永久不得再加入本黨。</w:t>
-      </w:r>
-    </w:p>
-    <w:p>
-      <w:pPr>
-        <w:pStyle w:val="11"/>
-        <w:numPr>
-          <w:ilvl w:val="0"/>
-          <w:numId w:val="2"/>
-        </w:numPr>
-        <w:spacing w:lineRule="exact" w:line="300"/>
-        <w:ind w:hanging="1155" w:left="1155"/>
-        <w:outlineLvl w:val="2"/>
-        <w:rPr>
-          <w:rFonts w:ascii="宋体-简" w:hAnsi="宋体-简" w:eastAsia="宋体-简" w:cs="宋体-简"/>
-          <w:szCs w:val="21"/>
-        </w:rPr>
-      </w:pPr>
-      <w:r>
-        <w:rPr>
-          <w:rFonts w:ascii="宋体-简" w:hAnsi="宋体-简" w:cs="宋体-简" w:eastAsia="宋体-简"/>
-          <w:szCs w:val="21"/>
-        </w:rPr>
-        <w:t>關於政治獻金</w:t>
-      </w:r>
-      <w:r>
-        <w:rPr>
-          <w:rFonts w:ascii="宋体-简" w:hAnsi="宋体-简" w:cs="宋体-简" w:eastAsia="宋体-简"/>
-          <w:szCs w:val="21"/>
-          <w:lang w:eastAsia="zh-TW"/>
-        </w:rPr>
-        <w:t>：</w:t>
-      </w:r>
-    </w:p>
-    <w:p>
-      <w:pPr>
-        <w:pStyle w:val="11"/>
-        <w:numPr>
-          <w:ilvl w:val="0"/>
-          <w:numId w:val="21"/>
-        </w:numPr>
-        <w:spacing w:lineRule="exact" w:line="300"/>
-        <w:ind w:hanging="735" w:left="945"/>
-        <w:outlineLvl w:val="3"/>
-        <w:rPr>
-          <w:rFonts w:ascii="宋体-简" w:hAnsi="宋体-简" w:eastAsia="宋体-简" w:cs="宋体-简"/>
-          <w:lang w:eastAsia="zh-TW"/>
-        </w:rPr>
-      </w:pPr>
-      <w:r>
-        <w:rPr>
-          <w:rFonts w:ascii="宋体-简" w:hAnsi="宋体-简" w:cs="宋体-简" w:eastAsia="宋体-简"/>
-          <w:lang w:eastAsia="zh-TW"/>
-        </w:rPr>
-        <w:t>本黨任意一級黨組織和正式黨員均可接受政治獻金；</w:t>
-      </w:r>
-    </w:p>
-    <w:p>
-      <w:pPr>
-        <w:pStyle w:val="11"/>
-        <w:numPr>
-          <w:ilvl w:val="0"/>
-          <w:numId w:val="21"/>
-        </w:numPr>
-        <w:spacing w:lineRule="exact" w:line="300"/>
-        <w:ind w:hanging="735" w:left="945"/>
-        <w:outlineLvl w:val="3"/>
-        <w:rPr>
-          <w:rFonts w:ascii="宋体-简" w:hAnsi="宋体-简" w:eastAsia="宋体-简" w:cs="宋体-简"/>
-          <w:lang w:eastAsia="zh-TW"/>
-        </w:rPr>
-      </w:pPr>
-      <w:r>
-        <w:rPr>
-          <w:rFonts w:ascii="宋体-简" w:hAnsi="宋体-简" w:cs="宋体-简" w:eastAsia="宋体-简"/>
-          <w:lang w:eastAsia="zh-TW"/>
-        </w:rPr>
-        <w:t>本黨黨組織接受政治獻金的，必須填寫《黨組織接受及使用政治獻金說明書》；</w:t>
-      </w:r>
-    </w:p>
-    <w:p>
-      <w:pPr>
-        <w:pStyle w:val="11"/>
-        <w:numPr>
-          <w:ilvl w:val="0"/>
-          <w:numId w:val="21"/>
-        </w:numPr>
-        <w:spacing w:lineRule="exact" w:line="300"/>
-        <w:ind w:hanging="735" w:left="945"/>
-        <w:outlineLvl w:val="3"/>
-        <w:rPr>
-          <w:rFonts w:ascii="宋体-简" w:hAnsi="宋体-简" w:eastAsia="宋体-简" w:cs="宋体-简"/>
-          <w:lang w:eastAsia="zh-TW"/>
-        </w:rPr>
-      </w:pPr>
-      <w:r>
-        <w:rPr>
-          <w:rFonts w:ascii="宋体-简" w:hAnsi="宋体-简" w:cs="宋体-简" w:eastAsia="宋体-简"/>
-          <w:lang w:eastAsia="zh-TW"/>
-        </w:rPr>
-        <w:t>本黨黨組織接受的政治獻金，必須依照國家相關法律完稅；</w:t>
-      </w:r>
-    </w:p>
-    <w:p>
-      <w:pPr>
-        <w:pStyle w:val="11"/>
-        <w:numPr>
-          <w:ilvl w:val="0"/>
-          <w:numId w:val="21"/>
-        </w:numPr>
-        <w:spacing w:lineRule="exact" w:line="300"/>
-        <w:ind w:hanging="735" w:left="945"/>
-        <w:outlineLvl w:val="3"/>
-        <w:rPr>
-          <w:rFonts w:ascii="宋体-简" w:hAnsi="宋体-简" w:eastAsia="宋体-简" w:cs="宋体-简"/>
-          <w:lang w:eastAsia="zh-TW"/>
-        </w:rPr>
-      </w:pPr>
-      <w:r>
-        <w:rPr>
-          <w:rFonts w:ascii="宋体-简" w:hAnsi="宋体-简" w:cs="宋体-简" w:eastAsia="宋体-简"/>
-          <w:lang w:eastAsia="zh-TW"/>
-        </w:rPr>
-        <w:t>本黨黨員接受政治獻金的，必須填寫《黨員接受及使用政治獻金說明書》；</w:t>
-      </w:r>
-    </w:p>
-    <w:p>
-      <w:pPr>
-        <w:pStyle w:val="11"/>
-        <w:numPr>
-          <w:ilvl w:val="0"/>
-          <w:numId w:val="21"/>
-        </w:numPr>
-        <w:spacing w:lineRule="exact" w:line="300"/>
-        <w:ind w:hanging="735" w:left="945"/>
-        <w:outlineLvl w:val="3"/>
-        <w:rPr>
-          <w:rFonts w:ascii="宋体-简" w:hAnsi="宋体-简" w:eastAsia="宋体-简" w:cs="宋体-简"/>
-          <w:lang w:eastAsia="zh-TW"/>
-        </w:rPr>
-      </w:pPr>
-      <w:r>
-        <w:rPr>
-          <w:rFonts w:ascii="宋体-简" w:hAnsi="宋体-简" w:cs="宋体-简" w:eastAsia="宋体-简"/>
-          <w:lang w:eastAsia="zh-TW"/>
-        </w:rPr>
-        <w:t>本黨黨員接受的政治獻金，必須依照國家相關法律完稅；</w:t>
-      </w:r>
-    </w:p>
-    <w:p>
-      <w:pPr>
-        <w:pStyle w:val="11"/>
-        <w:numPr>
-          <w:ilvl w:val="0"/>
-          <w:numId w:val="21"/>
-        </w:numPr>
-        <w:spacing w:lineRule="exact" w:line="300"/>
-        <w:ind w:hanging="735" w:left="945"/>
-        <w:outlineLvl w:val="3"/>
-        <w:rPr>
-          <w:rFonts w:ascii="宋体-简" w:hAnsi="宋体-简" w:eastAsia="宋体-简" w:cs="宋体-简"/>
-          <w:lang w:eastAsia="zh-TW"/>
-        </w:rPr>
-      </w:pPr>
-      <w:r>
-        <w:rPr>
-          <w:rFonts w:ascii="宋体-简" w:hAnsi="宋体-简" w:cs="宋体-简" w:eastAsia="宋体-简"/>
-          <w:lang w:eastAsia="zh-TW"/>
-        </w:rPr>
-        <w:t>本黨黨員接受的政治獻金，必須用於本人以本黨名義進行的相關選舉與被選舉事務；</w:t>
-      </w:r>
-    </w:p>
-    <w:p>
-      <w:pPr>
-        <w:pStyle w:val="11"/>
-        <w:numPr>
-          <w:ilvl w:val="0"/>
-          <w:numId w:val="21"/>
-        </w:numPr>
-        <w:spacing w:lineRule="exact" w:line="300" w:before="0" w:after="156"/>
-        <w:ind w:hanging="735" w:left="945"/>
-        <w:outlineLvl w:val="3"/>
-        <w:rPr>
-          <w:rFonts w:ascii="宋体-简" w:hAnsi="宋体-简" w:eastAsia="宋体-简" w:cs="宋体-简"/>
-          <w:lang w:eastAsia="zh-TW"/>
-        </w:rPr>
-      </w:pPr>
-      <w:r>
-        <w:rPr>
-          <w:rFonts w:ascii="宋体-简" w:hAnsi="宋体-简" w:cs="宋体-简" w:eastAsia="宋体-简"/>
-          <w:lang w:eastAsia="zh-TW"/>
-        </w:rPr>
-        <w:t>本黨黨員自有資金不受本條款的約束。</w:t>
       </w:r>
     </w:p>
     <w:sectPr>
@@ -7443,7 +7161,7 @@
               <wp:positionV relativeFrom="paragraph">
                 <wp:posOffset>-81280</wp:posOffset>
               </wp:positionV>
-              <wp:extent cx="1129030" cy="164465"/>
+              <wp:extent cx="1129030" cy="158750"/>
               <wp:effectExtent l="0" t="0" r="0" b="0"/>
               <wp:wrapNone/>
               <wp:docPr id="1" name="文本框 1"/>
@@ -7454,7 +7172,7 @@
                     <wps:spPr>
                       <a:xfrm>
                         <a:off x="0" y="0"/>
-                        <a:ext cx="1128960" cy="164520"/>
+                        <a:ext cx="1128960" cy="158760"/>
                       </a:xfrm>
                       <a:prstGeom prst="rect">
                         <a:avLst/>
@@ -7483,11 +7201,12 @@
                             <w:pStyle w:val="Style16"/>
                             <w:snapToGrid w:val="false"/>
                             <w:rPr>
-                              <w:sz w:val="18"/>
+                              <w:rFonts w:ascii="宋体-简" w:hAnsi="宋体-简" w:eastAsia="宋体-简"/>
                             </w:rPr>
                           </w:pPr>
                           <w:r>
                             <w:rPr>
+                              <w:rFonts w:ascii="宋体-简" w:hAnsi="宋体-简" w:eastAsia="宋体-简"/>
                               <w:color w:val="000000"/>
                               <w:sz w:val="18"/>
                             </w:rPr>
@@ -7495,6 +7214,7 @@
                           </w:r>
                           <w:r>
                             <w:rPr>
+                              <w:rFonts w:ascii="宋体-简" w:hAnsi="宋体-简" w:eastAsia="宋体-简"/>
                               <w:color w:val="000000"/>
                               <w:sz w:val="18"/>
                             </w:rPr>
@@ -7503,6 +7223,7 @@
                           <w:r>
                             <w:rPr>
                               <w:sz w:val="18"/>
+                              <w:rFonts w:ascii="宋体-简" w:hAnsi="宋体-简" w:eastAsia="宋体-简"/>
                               <w:color w:val="000000"/>
                             </w:rPr>
                             <w:instrText xml:space="preserve"> PAGE </w:instrText>
@@ -7510,6 +7231,7 @@
                           <w:r>
                             <w:rPr>
                               <w:sz w:val="18"/>
+                              <w:rFonts w:ascii="宋体-简" w:hAnsi="宋体-简" w:eastAsia="宋体-简"/>
                               <w:color w:val="000000"/>
                             </w:rPr>
                             <w:fldChar w:fldCharType="separate"/>
@@ -7517,6 +7239,7 @@
                           <w:r>
                             <w:rPr>
                               <w:sz w:val="18"/>
+                              <w:rFonts w:ascii="宋体-简" w:hAnsi="宋体-简" w:eastAsia="宋体-简"/>
                               <w:color w:val="000000"/>
                             </w:rPr>
                             <w:t>1</w:t>
@@ -7524,12 +7247,14 @@
                           <w:r>
                             <w:rPr>
                               <w:sz w:val="18"/>
+                              <w:rFonts w:ascii="宋体-简" w:hAnsi="宋体-简" w:eastAsia="宋体-简"/>
                               <w:color w:val="000000"/>
                             </w:rPr>
                             <w:fldChar w:fldCharType="end"/>
                           </w:r>
                           <w:r>
                             <w:rPr>
+                              <w:rFonts w:ascii="宋体-简" w:hAnsi="宋体-简" w:eastAsia="宋体-简"/>
                               <w:color w:val="000000"/>
                               <w:sz w:val="18"/>
                             </w:rPr>
@@ -7537,6 +7262,7 @@
                           </w:r>
                           <w:r>
                             <w:rPr>
+                              <w:rFonts w:ascii="宋体-简" w:hAnsi="宋体-简" w:eastAsia="宋体-简"/>
                               <w:color w:val="000000"/>
                               <w:sz w:val="18"/>
                             </w:rPr>
@@ -7545,6 +7271,7 @@
                           <w:r>
                             <w:rPr>
                               <w:sz w:val="18"/>
+                              <w:rFonts w:ascii="宋体-简" w:hAnsi="宋体-简" w:eastAsia="宋体-简"/>
                               <w:color w:val="000000"/>
                             </w:rPr>
                             <w:instrText xml:space="preserve"> NUMPAGES </w:instrText>
@@ -7552,6 +7279,7 @@
                           <w:r>
                             <w:rPr>
                               <w:sz w:val="18"/>
+                              <w:rFonts w:ascii="宋体-简" w:hAnsi="宋体-简" w:eastAsia="宋体-简"/>
                               <w:color w:val="000000"/>
                             </w:rPr>
                             <w:fldChar w:fldCharType="separate"/>
@@ -7559,6 +7287,7 @@
                           <w:r>
                             <w:rPr>
                               <w:sz w:val="18"/>
+                              <w:rFonts w:ascii="宋体-简" w:hAnsi="宋体-简" w:eastAsia="宋体-简"/>
                               <w:color w:val="000000"/>
                             </w:rPr>
                             <w:t>10</w:t>
@@ -7566,12 +7295,14 @@
                           <w:r>
                             <w:rPr>
                               <w:sz w:val="18"/>
+                              <w:rFonts w:ascii="宋体-简" w:hAnsi="宋体-简" w:eastAsia="宋体-简"/>
                               <w:color w:val="000000"/>
                             </w:rPr>
                             <w:fldChar w:fldCharType="end"/>
                           </w:r>
                           <w:r>
                             <w:rPr>
+                              <w:rFonts w:ascii="宋体-简" w:hAnsi="宋体-简" w:eastAsia="宋体-简"/>
                               <w:color w:val="000000"/>
                               <w:sz w:val="18"/>
                             </w:rPr>
@@ -7591,7 +7322,7 @@
         </mc:Choice>
         <mc:Fallback>
           <w:pict>
-            <v:rect id="shape_0" ID="文本框 1" path="m0,0l-2147483645,0l-2147483645,-2147483646l0,-2147483646xe" stroked="f" o:allowincell="f" style="position:absolute;margin-left:226.15pt;margin-top:-6.4pt;width:88.85pt;height:12.9pt;mso-wrap-style:square;v-text-anchor:top;mso-position-horizontal-relative:margin" wp14:anchorId="70E97A00">
+            <v:rect id="shape_0" ID="文本框 1" path="m0,0l-2147483645,0l-2147483645,-2147483646l0,-2147483646xe" stroked="f" o:allowincell="f" style="position:absolute;margin-left:226.15pt;margin-top:-6.4pt;width:88.85pt;height:12.45pt;mso-wrap-style:square;v-text-anchor:top;mso-position-horizontal-relative:margin" wp14:anchorId="70E97A00">
               <v:fill o:detectmouseclick="t" on="false"/>
               <v:stroke color="#3465a4" weight="6480" joinstyle="round" endcap="flat"/>
               <v:textbox>
@@ -7601,11 +7332,12 @@
                       <w:pStyle w:val="Style16"/>
                       <w:snapToGrid w:val="false"/>
                       <w:rPr>
-                        <w:sz w:val="18"/>
+                        <w:rFonts w:ascii="宋体-简" w:hAnsi="宋体-简" w:eastAsia="宋体-简"/>
                       </w:rPr>
                     </w:pPr>
                     <w:r>
                       <w:rPr>
+                        <w:rFonts w:ascii="宋体-简" w:hAnsi="宋体-简" w:eastAsia="宋体-简"/>
                         <w:color w:val="000000"/>
                         <w:sz w:val="18"/>
                       </w:rPr>
@@ -7613,6 +7345,7 @@
                     </w:r>
                     <w:r>
                       <w:rPr>
+                        <w:rFonts w:ascii="宋体-简" w:hAnsi="宋体-简" w:eastAsia="宋体-简"/>
                         <w:color w:val="000000"/>
                         <w:sz w:val="18"/>
                       </w:rPr>
@@ -7621,6 +7354,7 @@
                     <w:r>
                       <w:rPr>
                         <w:sz w:val="18"/>
+                        <w:rFonts w:ascii="宋体-简" w:hAnsi="宋体-简" w:eastAsia="宋体-简"/>
                         <w:color w:val="000000"/>
                       </w:rPr>
                       <w:instrText xml:space="preserve"> PAGE </w:instrText>
@@ -7628,6 +7362,7 @@
                     <w:r>
                       <w:rPr>
                         <w:sz w:val="18"/>
+                        <w:rFonts w:ascii="宋体-简" w:hAnsi="宋体-简" w:eastAsia="宋体-简"/>
                         <w:color w:val="000000"/>
                       </w:rPr>
                       <w:fldChar w:fldCharType="separate"/>
@@ -7635,6 +7370,7 @@
                     <w:r>
                       <w:rPr>
                         <w:sz w:val="18"/>
+                        <w:rFonts w:ascii="宋体-简" w:hAnsi="宋体-简" w:eastAsia="宋体-简"/>
                         <w:color w:val="000000"/>
                       </w:rPr>
                       <w:t>1</w:t>
@@ -7642,12 +7378,14 @@
                     <w:r>
                       <w:rPr>
                         <w:sz w:val="18"/>
+                        <w:rFonts w:ascii="宋体-简" w:hAnsi="宋体-简" w:eastAsia="宋体-简"/>
                         <w:color w:val="000000"/>
                       </w:rPr>
                       <w:fldChar w:fldCharType="end"/>
                     </w:r>
                     <w:r>
                       <w:rPr>
+                        <w:rFonts w:ascii="宋体-简" w:hAnsi="宋体-简" w:eastAsia="宋体-简"/>
                         <w:color w:val="000000"/>
                         <w:sz w:val="18"/>
                       </w:rPr>
@@ -7655,6 +7393,7 @@
                     </w:r>
                     <w:r>
                       <w:rPr>
+                        <w:rFonts w:ascii="宋体-简" w:hAnsi="宋体-简" w:eastAsia="宋体-简"/>
                         <w:color w:val="000000"/>
                         <w:sz w:val="18"/>
                       </w:rPr>
@@ -7663,6 +7402,7 @@
                     <w:r>
                       <w:rPr>
                         <w:sz w:val="18"/>
+                        <w:rFonts w:ascii="宋体-简" w:hAnsi="宋体-简" w:eastAsia="宋体-简"/>
                         <w:color w:val="000000"/>
                       </w:rPr>
                       <w:instrText xml:space="preserve"> NUMPAGES </w:instrText>
@@ -7670,6 +7410,7 @@
                     <w:r>
                       <w:rPr>
                         <w:sz w:val="18"/>
+                        <w:rFonts w:ascii="宋体-简" w:hAnsi="宋体-简" w:eastAsia="宋体-简"/>
                         <w:color w:val="000000"/>
                       </w:rPr>
                       <w:fldChar w:fldCharType="separate"/>
@@ -7677,6 +7418,7 @@
                     <w:r>
                       <w:rPr>
                         <w:sz w:val="18"/>
+                        <w:rFonts w:ascii="宋体-简" w:hAnsi="宋体-简" w:eastAsia="宋体-简"/>
                         <w:color w:val="000000"/>
                       </w:rPr>
                       <w:t>10</w:t>
@@ -7684,12 +7426,14 @@
                     <w:r>
                       <w:rPr>
                         <w:sz w:val="18"/>
+                        <w:rFonts w:ascii="宋体-简" w:hAnsi="宋体-简" w:eastAsia="宋体-简"/>
                         <w:color w:val="000000"/>
                       </w:rPr>
                       <w:fldChar w:fldCharType="end"/>
                     </w:r>
                     <w:r>
                       <w:rPr>
+                        <w:rFonts w:ascii="宋体-简" w:hAnsi="宋体-简" w:eastAsia="宋体-简"/>
                         <w:color w:val="000000"/>
                         <w:sz w:val="18"/>
                       </w:rPr>
@@ -7728,7 +7472,7 @@
               <wp:positionV relativeFrom="paragraph">
                 <wp:posOffset>-81280</wp:posOffset>
               </wp:positionV>
-              <wp:extent cx="1129030" cy="164465"/>
+              <wp:extent cx="1129030" cy="158750"/>
               <wp:effectExtent l="0" t="0" r="0" b="0"/>
               <wp:wrapNone/>
               <wp:docPr id="2" name="文本框 1"/>
@@ -7739,7 +7483,7 @@
                     <wps:spPr>
                       <a:xfrm>
                         <a:off x="0" y="0"/>
-                        <a:ext cx="1128960" cy="164520"/>
+                        <a:ext cx="1128960" cy="158760"/>
                       </a:xfrm>
                       <a:prstGeom prst="rect">
                         <a:avLst/>
@@ -7768,11 +7512,12 @@
                             <w:pStyle w:val="Style16"/>
                             <w:snapToGrid w:val="false"/>
                             <w:rPr>
-                              <w:sz w:val="18"/>
+                              <w:rFonts w:ascii="宋体-简" w:hAnsi="宋体-简" w:eastAsia="宋体-简"/>
                             </w:rPr>
                           </w:pPr>
                           <w:r>
                             <w:rPr>
+                              <w:rFonts w:ascii="宋体-简" w:hAnsi="宋体-简" w:eastAsia="宋体-简"/>
                               <w:color w:val="000000"/>
                               <w:sz w:val="18"/>
                             </w:rPr>
@@ -7780,6 +7525,7 @@
                           </w:r>
                           <w:r>
                             <w:rPr>
+                              <w:rFonts w:ascii="宋体-简" w:hAnsi="宋体-简" w:eastAsia="宋体-简"/>
                               <w:color w:val="000000"/>
                               <w:sz w:val="18"/>
                             </w:rPr>
@@ -7788,6 +7534,7 @@
                           <w:r>
                             <w:rPr>
                               <w:sz w:val="18"/>
+                              <w:rFonts w:ascii="宋体-简" w:hAnsi="宋体-简" w:eastAsia="宋体-简"/>
                               <w:color w:val="000000"/>
                             </w:rPr>
                             <w:instrText xml:space="preserve"> PAGE </w:instrText>
@@ -7795,6 +7542,7 @@
                           <w:r>
                             <w:rPr>
                               <w:sz w:val="18"/>
+                              <w:rFonts w:ascii="宋体-简" w:hAnsi="宋体-简" w:eastAsia="宋体-简"/>
                               <w:color w:val="000000"/>
                             </w:rPr>
                             <w:fldChar w:fldCharType="separate"/>
@@ -7802,6 +7550,7 @@
                           <w:r>
                             <w:rPr>
                               <w:sz w:val="18"/>
+                              <w:rFonts w:ascii="宋体-简" w:hAnsi="宋体-简" w:eastAsia="宋体-简"/>
                               <w:color w:val="000000"/>
                             </w:rPr>
                             <w:t>1</w:t>
@@ -7809,12 +7558,14 @@
                           <w:r>
                             <w:rPr>
                               <w:sz w:val="18"/>
+                              <w:rFonts w:ascii="宋体-简" w:hAnsi="宋体-简" w:eastAsia="宋体-简"/>
                               <w:color w:val="000000"/>
                             </w:rPr>
                             <w:fldChar w:fldCharType="end"/>
                           </w:r>
                           <w:r>
                             <w:rPr>
+                              <w:rFonts w:ascii="宋体-简" w:hAnsi="宋体-简" w:eastAsia="宋体-简"/>
                               <w:color w:val="000000"/>
                               <w:sz w:val="18"/>
                             </w:rPr>
@@ -7822,6 +7573,7 @@
                           </w:r>
                           <w:r>
                             <w:rPr>
+                              <w:rFonts w:ascii="宋体-简" w:hAnsi="宋体-简" w:eastAsia="宋体-简"/>
                               <w:color w:val="000000"/>
                               <w:sz w:val="18"/>
                             </w:rPr>
@@ -7830,6 +7582,7 @@
                           <w:r>
                             <w:rPr>
                               <w:sz w:val="18"/>
+                              <w:rFonts w:ascii="宋体-简" w:hAnsi="宋体-简" w:eastAsia="宋体-简"/>
                               <w:color w:val="000000"/>
                             </w:rPr>
                             <w:instrText xml:space="preserve"> NUMPAGES </w:instrText>
@@ -7837,6 +7590,7 @@
                           <w:r>
                             <w:rPr>
                               <w:sz w:val="18"/>
+                              <w:rFonts w:ascii="宋体-简" w:hAnsi="宋体-简" w:eastAsia="宋体-简"/>
                               <w:color w:val="000000"/>
                             </w:rPr>
                             <w:fldChar w:fldCharType="separate"/>
@@ -7844,6 +7598,7 @@
                           <w:r>
                             <w:rPr>
                               <w:sz w:val="18"/>
+                              <w:rFonts w:ascii="宋体-简" w:hAnsi="宋体-简" w:eastAsia="宋体-简"/>
                               <w:color w:val="000000"/>
                             </w:rPr>
                             <w:t>10</w:t>
@@ -7851,12 +7606,14 @@
                           <w:r>
                             <w:rPr>
                               <w:sz w:val="18"/>
+                              <w:rFonts w:ascii="宋体-简" w:hAnsi="宋体-简" w:eastAsia="宋体-简"/>
                               <w:color w:val="000000"/>
                             </w:rPr>
                             <w:fldChar w:fldCharType="end"/>
                           </w:r>
                           <w:r>
                             <w:rPr>
+                              <w:rFonts w:ascii="宋体-简" w:hAnsi="宋体-简" w:eastAsia="宋体-简"/>
                               <w:color w:val="000000"/>
                               <w:sz w:val="18"/>
                             </w:rPr>
@@ -7876,7 +7633,7 @@
         </mc:Choice>
         <mc:Fallback>
           <w:pict>
-            <v:rect id="shape_0" ID="文本框 1" path="m0,0l-2147483645,0l-2147483645,-2147483646l0,-2147483646xe" stroked="f" o:allowincell="f" style="position:absolute;margin-left:226.15pt;margin-top:-6.4pt;width:88.85pt;height:12.9pt;mso-wrap-style:square;v-text-anchor:top;mso-position-horizontal-relative:margin" wp14:anchorId="70E97A00">
+            <v:rect id="shape_0" ID="文本框 1" path="m0,0l-2147483645,0l-2147483645,-2147483646l0,-2147483646xe" stroked="f" o:allowincell="f" style="position:absolute;margin-left:226.15pt;margin-top:-6.4pt;width:88.85pt;height:12.45pt;mso-wrap-style:square;v-text-anchor:top;mso-position-horizontal-relative:margin" wp14:anchorId="70E97A00">
               <v:fill o:detectmouseclick="t" on="false"/>
               <v:stroke color="#3465a4" weight="6480" joinstyle="round" endcap="flat"/>
               <v:textbox>
@@ -7886,11 +7643,12 @@
                       <w:pStyle w:val="Style16"/>
                       <w:snapToGrid w:val="false"/>
                       <w:rPr>
-                        <w:sz w:val="18"/>
+                        <w:rFonts w:ascii="宋体-简" w:hAnsi="宋体-简" w:eastAsia="宋体-简"/>
                       </w:rPr>
                     </w:pPr>
                     <w:r>
                       <w:rPr>
+                        <w:rFonts w:ascii="宋体-简" w:hAnsi="宋体-简" w:eastAsia="宋体-简"/>
                         <w:color w:val="000000"/>
                         <w:sz w:val="18"/>
                       </w:rPr>
@@ -7898,6 +7656,7 @@
                     </w:r>
                     <w:r>
                       <w:rPr>
+                        <w:rFonts w:ascii="宋体-简" w:hAnsi="宋体-简" w:eastAsia="宋体-简"/>
                         <w:color w:val="000000"/>
                         <w:sz w:val="18"/>
                       </w:rPr>
@@ -7906,6 +7665,7 @@
                     <w:r>
                       <w:rPr>
                         <w:sz w:val="18"/>
+                        <w:rFonts w:ascii="宋体-简" w:hAnsi="宋体-简" w:eastAsia="宋体-简"/>
                         <w:color w:val="000000"/>
                       </w:rPr>
                       <w:instrText xml:space="preserve"> PAGE </w:instrText>
@@ -7913,6 +7673,7 @@
                     <w:r>
                       <w:rPr>
                         <w:sz w:val="18"/>
+                        <w:rFonts w:ascii="宋体-简" w:hAnsi="宋体-简" w:eastAsia="宋体-简"/>
                         <w:color w:val="000000"/>
                       </w:rPr>
                       <w:fldChar w:fldCharType="separate"/>
@@ -7920,6 +7681,7 @@
                     <w:r>
                       <w:rPr>
                         <w:sz w:val="18"/>
+                        <w:rFonts w:ascii="宋体-简" w:hAnsi="宋体-简" w:eastAsia="宋体-简"/>
                         <w:color w:val="000000"/>
                       </w:rPr>
                       <w:t>1</w:t>
@@ -7927,12 +7689,14 @@
                     <w:r>
                       <w:rPr>
                         <w:sz w:val="18"/>
+                        <w:rFonts w:ascii="宋体-简" w:hAnsi="宋体-简" w:eastAsia="宋体-简"/>
                         <w:color w:val="000000"/>
                       </w:rPr>
                       <w:fldChar w:fldCharType="end"/>
                     </w:r>
                     <w:r>
                       <w:rPr>
+                        <w:rFonts w:ascii="宋体-简" w:hAnsi="宋体-简" w:eastAsia="宋体-简"/>
                         <w:color w:val="000000"/>
                         <w:sz w:val="18"/>
                       </w:rPr>
@@ -7940,6 +7704,7 @@
                     </w:r>
                     <w:r>
                       <w:rPr>
+                        <w:rFonts w:ascii="宋体-简" w:hAnsi="宋体-简" w:eastAsia="宋体-简"/>
                         <w:color w:val="000000"/>
                         <w:sz w:val="18"/>
                       </w:rPr>
@@ -7948,6 +7713,7 @@
                     <w:r>
                       <w:rPr>
                         <w:sz w:val="18"/>
+                        <w:rFonts w:ascii="宋体-简" w:hAnsi="宋体-简" w:eastAsia="宋体-简"/>
                         <w:color w:val="000000"/>
                       </w:rPr>
                       <w:instrText xml:space="preserve"> NUMPAGES </w:instrText>
@@ -7955,6 +7721,7 @@
                     <w:r>
                       <w:rPr>
                         <w:sz w:val="18"/>
+                        <w:rFonts w:ascii="宋体-简" w:hAnsi="宋体-简" w:eastAsia="宋体-简"/>
                         <w:color w:val="000000"/>
                       </w:rPr>
                       <w:fldChar w:fldCharType="separate"/>
@@ -7962,6 +7729,7 @@
                     <w:r>
                       <w:rPr>
                         <w:sz w:val="18"/>
+                        <w:rFonts w:ascii="宋体-简" w:hAnsi="宋体-简" w:eastAsia="宋体-简"/>
                         <w:color w:val="000000"/>
                       </w:rPr>
                       <w:t>10</w:t>
@@ -7969,12 +7737,14 @@
                     <w:r>
                       <w:rPr>
                         <w:sz w:val="18"/>
+                        <w:rFonts w:ascii="宋体-简" w:hAnsi="宋体-简" w:eastAsia="宋体-简"/>
                         <w:color w:val="000000"/>
                       </w:rPr>
                       <w:fldChar w:fldCharType="end"/>
                     </w:r>
                     <w:r>
                       <w:rPr>
+                        <w:rFonts w:ascii="宋体-简" w:hAnsi="宋体-简" w:eastAsia="宋体-简"/>
                         <w:color w:val="000000"/>
                         <w:sz w:val="18"/>
                       </w:rPr>
@@ -8019,7 +7789,7 @@
       <mc:AlternateContent>
         <mc:Choice Requires="wps">
           <w:drawing>
-            <wp:anchor behindDoc="1" distT="0" distB="0" distL="0" distR="0" simplePos="0" locked="0" layoutInCell="0" allowOverlap="1" relativeHeight="19" wp14:anchorId="70E97A00">
+            <wp:anchor behindDoc="1" distT="0" distB="0" distL="0" distR="0" simplePos="0" locked="0" layoutInCell="0" allowOverlap="1" relativeHeight="21" wp14:anchorId="70E97A00">
               <wp:simplePos x="0" y="0"/>
               <wp:positionH relativeFrom="margin">
                 <wp:posOffset>2872105</wp:posOffset>
@@ -8027,7 +7797,7 @@
               <wp:positionV relativeFrom="paragraph">
                 <wp:posOffset>-81280</wp:posOffset>
               </wp:positionV>
-              <wp:extent cx="1129030" cy="164465"/>
+              <wp:extent cx="1129030" cy="158750"/>
               <wp:effectExtent l="0" t="0" r="0" b="0"/>
               <wp:wrapNone/>
               <wp:docPr id="3" name="文本框 2"/>
@@ -8038,7 +7808,7 @@
                     <wps:spPr>
                       <a:xfrm>
                         <a:off x="0" y="0"/>
-                        <a:ext cx="1128960" cy="164520"/>
+                        <a:ext cx="1128960" cy="158760"/>
                       </a:xfrm>
                       <a:prstGeom prst="rect">
                         <a:avLst/>
@@ -8067,11 +7837,12 @@
                             <w:pStyle w:val="Style16"/>
                             <w:snapToGrid w:val="false"/>
                             <w:rPr>
-                              <w:sz w:val="18"/>
+                              <w:rFonts w:ascii="宋体-简" w:hAnsi="宋体-简" w:eastAsia="宋体-简"/>
                             </w:rPr>
                           </w:pPr>
                           <w:r>
                             <w:rPr>
+                              <w:rFonts w:ascii="宋体-简" w:hAnsi="宋体-简" w:eastAsia="宋体-简"/>
                               <w:color w:val="000000"/>
                               <w:sz w:val="18"/>
                             </w:rPr>
@@ -8079,6 +7850,7 @@
                           </w:r>
                           <w:r>
                             <w:rPr>
+                              <w:rFonts w:ascii="宋体-简" w:hAnsi="宋体-简" w:eastAsia="宋体-简"/>
                               <w:color w:val="000000"/>
                               <w:sz w:val="18"/>
                             </w:rPr>
@@ -8087,6 +7859,7 @@
                           <w:r>
                             <w:rPr>
                               <w:sz w:val="18"/>
+                              <w:rFonts w:ascii="宋体-简" w:hAnsi="宋体-简" w:eastAsia="宋体-简"/>
                               <w:color w:val="000000"/>
                             </w:rPr>
                             <w:instrText xml:space="preserve"> PAGE </w:instrText>
@@ -8094,6 +7867,7 @@
                           <w:r>
                             <w:rPr>
                               <w:sz w:val="18"/>
+                              <w:rFonts w:ascii="宋体-简" w:hAnsi="宋体-简" w:eastAsia="宋体-简"/>
                               <w:color w:val="000000"/>
                             </w:rPr>
                             <w:fldChar w:fldCharType="separate"/>
@@ -8101,6 +7875,7 @@
                           <w:r>
                             <w:rPr>
                               <w:sz w:val="18"/>
+                              <w:rFonts w:ascii="宋体-简" w:hAnsi="宋体-简" w:eastAsia="宋体-简"/>
                               <w:color w:val="000000"/>
                             </w:rPr>
                             <w:t>10</w:t>
@@ -8108,12 +7883,14 @@
                           <w:r>
                             <w:rPr>
                               <w:sz w:val="18"/>
+                              <w:rFonts w:ascii="宋体-简" w:hAnsi="宋体-简" w:eastAsia="宋体-简"/>
                               <w:color w:val="000000"/>
                             </w:rPr>
                             <w:fldChar w:fldCharType="end"/>
                           </w:r>
                           <w:r>
                             <w:rPr>
+                              <w:rFonts w:ascii="宋体-简" w:hAnsi="宋体-简" w:eastAsia="宋体-简"/>
                               <w:color w:val="000000"/>
                               <w:sz w:val="18"/>
                             </w:rPr>
@@ -8121,6 +7898,7 @@
                           </w:r>
                           <w:r>
                             <w:rPr>
+                              <w:rFonts w:ascii="宋体-简" w:hAnsi="宋体-简" w:eastAsia="宋体-简"/>
                               <w:color w:val="000000"/>
                               <w:sz w:val="18"/>
                             </w:rPr>
@@ -8129,6 +7907,7 @@
                           <w:r>
                             <w:rPr>
                               <w:sz w:val="18"/>
+                              <w:rFonts w:ascii="宋体-简" w:hAnsi="宋体-简" w:eastAsia="宋体-简"/>
                               <w:color w:val="000000"/>
                             </w:rPr>
                             <w:instrText xml:space="preserve"> NUMPAGES </w:instrText>
@@ -8136,6 +7915,7 @@
                           <w:r>
                             <w:rPr>
                               <w:sz w:val="18"/>
+                              <w:rFonts w:ascii="宋体-简" w:hAnsi="宋体-简" w:eastAsia="宋体-简"/>
                               <w:color w:val="000000"/>
                             </w:rPr>
                             <w:fldChar w:fldCharType="separate"/>
@@ -8143,6 +7923,7 @@
                           <w:r>
                             <w:rPr>
                               <w:sz w:val="18"/>
+                              <w:rFonts w:ascii="宋体-简" w:hAnsi="宋体-简" w:eastAsia="宋体-简"/>
                               <w:color w:val="000000"/>
                             </w:rPr>
                             <w:t>10</w:t>
@@ -8150,12 +7931,14 @@
                           <w:r>
                             <w:rPr>
                               <w:sz w:val="18"/>
+                              <w:rFonts w:ascii="宋体-简" w:hAnsi="宋体-简" w:eastAsia="宋体-简"/>
                               <w:color w:val="000000"/>
                             </w:rPr>
                             <w:fldChar w:fldCharType="end"/>
                           </w:r>
                           <w:r>
                             <w:rPr>
+                              <w:rFonts w:ascii="宋体-简" w:hAnsi="宋体-简" w:eastAsia="宋体-简"/>
                               <w:color w:val="000000"/>
                               <w:sz w:val="18"/>
                             </w:rPr>
@@ -8175,7 +7958,7 @@
         </mc:Choice>
         <mc:Fallback>
           <w:pict>
-            <v:rect id="shape_0" ID="文本框 2" path="m0,0l-2147483645,0l-2147483645,-2147483646l0,-2147483646xe" stroked="f" o:allowincell="f" style="position:absolute;margin-left:226.15pt;margin-top:-6.4pt;width:88.85pt;height:12.9pt;mso-wrap-style:square;v-text-anchor:top;mso-position-horizontal-relative:margin" wp14:anchorId="70E97A00">
+            <v:rect id="shape_0" ID="文本框 2" path="m0,0l-2147483645,0l-2147483645,-2147483646l0,-2147483646xe" stroked="f" o:allowincell="f" style="position:absolute;margin-left:226.15pt;margin-top:-6.4pt;width:88.85pt;height:12.45pt;mso-wrap-style:square;v-text-anchor:top;mso-position-horizontal-relative:margin" wp14:anchorId="70E97A00">
               <v:fill o:detectmouseclick="t" on="false"/>
               <v:stroke color="#3465a4" weight="6480" joinstyle="round" endcap="flat"/>
               <v:textbox>
@@ -8185,11 +7968,12 @@
                       <w:pStyle w:val="Style16"/>
                       <w:snapToGrid w:val="false"/>
                       <w:rPr>
-                        <w:sz w:val="18"/>
+                        <w:rFonts w:ascii="宋体-简" w:hAnsi="宋体-简" w:eastAsia="宋体-简"/>
                       </w:rPr>
                     </w:pPr>
                     <w:r>
                       <w:rPr>
+                        <w:rFonts w:ascii="宋体-简" w:hAnsi="宋体-简" w:eastAsia="宋体-简"/>
                         <w:color w:val="000000"/>
                         <w:sz w:val="18"/>
                       </w:rPr>
@@ -8197,6 +7981,7 @@
                     </w:r>
                     <w:r>
                       <w:rPr>
+                        <w:rFonts w:ascii="宋体-简" w:hAnsi="宋体-简" w:eastAsia="宋体-简"/>
                         <w:color w:val="000000"/>
                         <w:sz w:val="18"/>
                       </w:rPr>
@@ -8205,6 +7990,7 @@
                     <w:r>
                       <w:rPr>
                         <w:sz w:val="18"/>
+                        <w:rFonts w:ascii="宋体-简" w:hAnsi="宋体-简" w:eastAsia="宋体-简"/>
                         <w:color w:val="000000"/>
                       </w:rPr>
                       <w:instrText xml:space="preserve"> PAGE </w:instrText>
@@ -8212,6 +7998,7 @@
                     <w:r>
                       <w:rPr>
                         <w:sz w:val="18"/>
+                        <w:rFonts w:ascii="宋体-简" w:hAnsi="宋体-简" w:eastAsia="宋体-简"/>
                         <w:color w:val="000000"/>
                       </w:rPr>
                       <w:fldChar w:fldCharType="separate"/>
@@ -8219,6 +8006,7 @@
                     <w:r>
                       <w:rPr>
                         <w:sz w:val="18"/>
+                        <w:rFonts w:ascii="宋体-简" w:hAnsi="宋体-简" w:eastAsia="宋体-简"/>
                         <w:color w:val="000000"/>
                       </w:rPr>
                       <w:t>10</w:t>
@@ -8226,12 +8014,14 @@
                     <w:r>
                       <w:rPr>
                         <w:sz w:val="18"/>
+                        <w:rFonts w:ascii="宋体-简" w:hAnsi="宋体-简" w:eastAsia="宋体-简"/>
                         <w:color w:val="000000"/>
                       </w:rPr>
                       <w:fldChar w:fldCharType="end"/>
                     </w:r>
                     <w:r>
                       <w:rPr>
+                        <w:rFonts w:ascii="宋体-简" w:hAnsi="宋体-简" w:eastAsia="宋体-简"/>
                         <w:color w:val="000000"/>
                         <w:sz w:val="18"/>
                       </w:rPr>
@@ -8239,6 +8029,7 @@
                     </w:r>
                     <w:r>
                       <w:rPr>
+                        <w:rFonts w:ascii="宋体-简" w:hAnsi="宋体-简" w:eastAsia="宋体-简"/>
                         <w:color w:val="000000"/>
                         <w:sz w:val="18"/>
                       </w:rPr>
@@ -8247,6 +8038,7 @@
                     <w:r>
                       <w:rPr>
                         <w:sz w:val="18"/>
+                        <w:rFonts w:ascii="宋体-简" w:hAnsi="宋体-简" w:eastAsia="宋体-简"/>
                         <w:color w:val="000000"/>
                       </w:rPr>
                       <w:instrText xml:space="preserve"> NUMPAGES </w:instrText>
@@ -8254,6 +8046,7 @@
                     <w:r>
                       <w:rPr>
                         <w:sz w:val="18"/>
+                        <w:rFonts w:ascii="宋体-简" w:hAnsi="宋体-简" w:eastAsia="宋体-简"/>
                         <w:color w:val="000000"/>
                       </w:rPr>
                       <w:fldChar w:fldCharType="separate"/>
@@ -8261,6 +8054,7 @@
                     <w:r>
                       <w:rPr>
                         <w:sz w:val="18"/>
+                        <w:rFonts w:ascii="宋体-简" w:hAnsi="宋体-简" w:eastAsia="宋体-简"/>
                         <w:color w:val="000000"/>
                       </w:rPr>
                       <w:t>10</w:t>
@@ -8268,12 +8062,14 @@
                     <w:r>
                       <w:rPr>
                         <w:sz w:val="18"/>
+                        <w:rFonts w:ascii="宋体-简" w:hAnsi="宋体-简" w:eastAsia="宋体-简"/>
                         <w:color w:val="000000"/>
                       </w:rPr>
                       <w:fldChar w:fldCharType="end"/>
                     </w:r>
                     <w:r>
                       <w:rPr>
+                        <w:rFonts w:ascii="宋体-简" w:hAnsi="宋体-简" w:eastAsia="宋体-简"/>
                         <w:color w:val="000000"/>
                         <w:sz w:val="18"/>
                       </w:rPr>
@@ -8304,7 +8100,7 @@
       <mc:AlternateContent>
         <mc:Choice Requires="wps">
           <w:drawing>
-            <wp:anchor behindDoc="1" distT="0" distB="0" distL="0" distR="0" simplePos="0" locked="0" layoutInCell="0" allowOverlap="1" relativeHeight="19" wp14:anchorId="70E97A00">
+            <wp:anchor behindDoc="1" distT="0" distB="0" distL="0" distR="0" simplePos="0" locked="0" layoutInCell="0" allowOverlap="1" relativeHeight="21" wp14:anchorId="70E97A00">
               <wp:simplePos x="0" y="0"/>
               <wp:positionH relativeFrom="margin">
                 <wp:posOffset>2872105</wp:posOffset>
@@ -8312,7 +8108,7 @@
               <wp:positionV relativeFrom="paragraph">
                 <wp:posOffset>-81280</wp:posOffset>
               </wp:positionV>
-              <wp:extent cx="1129030" cy="164465"/>
+              <wp:extent cx="1129030" cy="158750"/>
               <wp:effectExtent l="0" t="0" r="0" b="0"/>
               <wp:wrapNone/>
               <wp:docPr id="4" name="文本框 2"/>
@@ -8323,7 +8119,7 @@
                     <wps:spPr>
                       <a:xfrm>
                         <a:off x="0" y="0"/>
-                        <a:ext cx="1128960" cy="164520"/>
+                        <a:ext cx="1128960" cy="158760"/>
                       </a:xfrm>
                       <a:prstGeom prst="rect">
                         <a:avLst/>
@@ -8352,11 +8148,12 @@
                             <w:pStyle w:val="Style16"/>
                             <w:snapToGrid w:val="false"/>
                             <w:rPr>
-                              <w:sz w:val="18"/>
+                              <w:rFonts w:ascii="宋体-简" w:hAnsi="宋体-简" w:eastAsia="宋体-简"/>
                             </w:rPr>
                           </w:pPr>
                           <w:r>
                             <w:rPr>
+                              <w:rFonts w:ascii="宋体-简" w:hAnsi="宋体-简" w:eastAsia="宋体-简"/>
                               <w:color w:val="000000"/>
                               <w:sz w:val="18"/>
                             </w:rPr>
@@ -8364,6 +8161,7 @@
                           </w:r>
                           <w:r>
                             <w:rPr>
+                              <w:rFonts w:ascii="宋体-简" w:hAnsi="宋体-简" w:eastAsia="宋体-简"/>
                               <w:color w:val="000000"/>
                               <w:sz w:val="18"/>
                             </w:rPr>
@@ -8372,6 +8170,7 @@
                           <w:r>
                             <w:rPr>
                               <w:sz w:val="18"/>
+                              <w:rFonts w:ascii="宋体-简" w:hAnsi="宋体-简" w:eastAsia="宋体-简"/>
                               <w:color w:val="000000"/>
                             </w:rPr>
                             <w:instrText xml:space="preserve"> PAGE </w:instrText>
@@ -8379,6 +8178,7 @@
                           <w:r>
                             <w:rPr>
                               <w:sz w:val="18"/>
+                              <w:rFonts w:ascii="宋体-简" w:hAnsi="宋体-简" w:eastAsia="宋体-简"/>
                               <w:color w:val="000000"/>
                             </w:rPr>
                             <w:fldChar w:fldCharType="separate"/>
@@ -8386,6 +8186,7 @@
                           <w:r>
                             <w:rPr>
                               <w:sz w:val="18"/>
+                              <w:rFonts w:ascii="宋体-简" w:hAnsi="宋体-简" w:eastAsia="宋体-简"/>
                               <w:color w:val="000000"/>
                             </w:rPr>
                             <w:t>10</w:t>
@@ -8393,12 +8194,14 @@
                           <w:r>
                             <w:rPr>
                               <w:sz w:val="18"/>
+                              <w:rFonts w:ascii="宋体-简" w:hAnsi="宋体-简" w:eastAsia="宋体-简"/>
                               <w:color w:val="000000"/>
                             </w:rPr>
                             <w:fldChar w:fldCharType="end"/>
                           </w:r>
                           <w:r>
                             <w:rPr>
+                              <w:rFonts w:ascii="宋体-简" w:hAnsi="宋体-简" w:eastAsia="宋体-简"/>
                               <w:color w:val="000000"/>
                               <w:sz w:val="18"/>
                             </w:rPr>
@@ -8406,6 +8209,7 @@
                           </w:r>
                           <w:r>
                             <w:rPr>
+                              <w:rFonts w:ascii="宋体-简" w:hAnsi="宋体-简" w:eastAsia="宋体-简"/>
                               <w:color w:val="000000"/>
                               <w:sz w:val="18"/>
                             </w:rPr>
@@ -8414,6 +8218,7 @@
                           <w:r>
                             <w:rPr>
                               <w:sz w:val="18"/>
+                              <w:rFonts w:ascii="宋体-简" w:hAnsi="宋体-简" w:eastAsia="宋体-简"/>
                               <w:color w:val="000000"/>
                             </w:rPr>
                             <w:instrText xml:space="preserve"> NUMPAGES </w:instrText>
@@ -8421,6 +8226,7 @@
                           <w:r>
                             <w:rPr>
                               <w:sz w:val="18"/>
+                              <w:rFonts w:ascii="宋体-简" w:hAnsi="宋体-简" w:eastAsia="宋体-简"/>
                               <w:color w:val="000000"/>
                             </w:rPr>
                             <w:fldChar w:fldCharType="separate"/>
@@ -8428,6 +8234,7 @@
                           <w:r>
                             <w:rPr>
                               <w:sz w:val="18"/>
+                              <w:rFonts w:ascii="宋体-简" w:hAnsi="宋体-简" w:eastAsia="宋体-简"/>
                               <w:color w:val="000000"/>
                             </w:rPr>
                             <w:t>10</w:t>
@@ -8435,12 +8242,14 @@
                           <w:r>
                             <w:rPr>
                               <w:sz w:val="18"/>
+                              <w:rFonts w:ascii="宋体-简" w:hAnsi="宋体-简" w:eastAsia="宋体-简"/>
                               <w:color w:val="000000"/>
                             </w:rPr>
                             <w:fldChar w:fldCharType="end"/>
                           </w:r>
                           <w:r>
                             <w:rPr>
+                              <w:rFonts w:ascii="宋体-简" w:hAnsi="宋体-简" w:eastAsia="宋体-简"/>
                               <w:color w:val="000000"/>
                               <w:sz w:val="18"/>
                             </w:rPr>
@@ -8460,7 +8269,7 @@
         </mc:Choice>
         <mc:Fallback>
           <w:pict>
-            <v:rect id="shape_0" ID="文本框 2" path="m0,0l-2147483645,0l-2147483645,-2147483646l0,-2147483646xe" stroked="f" o:allowincell="f" style="position:absolute;margin-left:226.15pt;margin-top:-6.4pt;width:88.85pt;height:12.9pt;mso-wrap-style:square;v-text-anchor:top;mso-position-horizontal-relative:margin" wp14:anchorId="70E97A00">
+            <v:rect id="shape_0" ID="文本框 2" path="m0,0l-2147483645,0l-2147483645,-2147483646l0,-2147483646xe" stroked="f" o:allowincell="f" style="position:absolute;margin-left:226.15pt;margin-top:-6.4pt;width:88.85pt;height:12.45pt;mso-wrap-style:square;v-text-anchor:top;mso-position-horizontal-relative:margin" wp14:anchorId="70E97A00">
               <v:fill o:detectmouseclick="t" on="false"/>
               <v:stroke color="#3465a4" weight="6480" joinstyle="round" endcap="flat"/>
               <v:textbox>
@@ -8470,11 +8279,12 @@
                       <w:pStyle w:val="Style16"/>
                       <w:snapToGrid w:val="false"/>
                       <w:rPr>
-                        <w:sz w:val="18"/>
+                        <w:rFonts w:ascii="宋体-简" w:hAnsi="宋体-简" w:eastAsia="宋体-简"/>
                       </w:rPr>
                     </w:pPr>
                     <w:r>
                       <w:rPr>
+                        <w:rFonts w:ascii="宋体-简" w:hAnsi="宋体-简" w:eastAsia="宋体-简"/>
                         <w:color w:val="000000"/>
                         <w:sz w:val="18"/>
                       </w:rPr>
@@ -8482,6 +8292,7 @@
                     </w:r>
                     <w:r>
                       <w:rPr>
+                        <w:rFonts w:ascii="宋体-简" w:hAnsi="宋体-简" w:eastAsia="宋体-简"/>
                         <w:color w:val="000000"/>
                         <w:sz w:val="18"/>
                       </w:rPr>
@@ -8490,6 +8301,7 @@
                     <w:r>
                       <w:rPr>
                         <w:sz w:val="18"/>
+                        <w:rFonts w:ascii="宋体-简" w:hAnsi="宋体-简" w:eastAsia="宋体-简"/>
                         <w:color w:val="000000"/>
                       </w:rPr>
                       <w:instrText xml:space="preserve"> PAGE </w:instrText>
@@ -8497,6 +8309,7 @@
                     <w:r>
                       <w:rPr>
                         <w:sz w:val="18"/>
+                        <w:rFonts w:ascii="宋体-简" w:hAnsi="宋体-简" w:eastAsia="宋体-简"/>
                         <w:color w:val="000000"/>
                       </w:rPr>
                       <w:fldChar w:fldCharType="separate"/>
@@ -8504,6 +8317,7 @@
                     <w:r>
                       <w:rPr>
                         <w:sz w:val="18"/>
+                        <w:rFonts w:ascii="宋体-简" w:hAnsi="宋体-简" w:eastAsia="宋体-简"/>
                         <w:color w:val="000000"/>
                       </w:rPr>
                       <w:t>10</w:t>
@@ -8511,12 +8325,14 @@
                     <w:r>
                       <w:rPr>
                         <w:sz w:val="18"/>
+                        <w:rFonts w:ascii="宋体-简" w:hAnsi="宋体-简" w:eastAsia="宋体-简"/>
                         <w:color w:val="000000"/>
                       </w:rPr>
                       <w:fldChar w:fldCharType="end"/>
                     </w:r>
                     <w:r>
                       <w:rPr>
+                        <w:rFonts w:ascii="宋体-简" w:hAnsi="宋体-简" w:eastAsia="宋体-简"/>
                         <w:color w:val="000000"/>
                         <w:sz w:val="18"/>
                       </w:rPr>
@@ -8524,6 +8340,7 @@
                     </w:r>
                     <w:r>
                       <w:rPr>
+                        <w:rFonts w:ascii="宋体-简" w:hAnsi="宋体-简" w:eastAsia="宋体-简"/>
                         <w:color w:val="000000"/>
                         <w:sz w:val="18"/>
                       </w:rPr>
@@ -8532,6 +8349,7 @@
                     <w:r>
                       <w:rPr>
                         <w:sz w:val="18"/>
+                        <w:rFonts w:ascii="宋体-简" w:hAnsi="宋体-简" w:eastAsia="宋体-简"/>
                         <w:color w:val="000000"/>
                       </w:rPr>
                       <w:instrText xml:space="preserve"> NUMPAGES </w:instrText>
@@ -8539,6 +8357,7 @@
                     <w:r>
                       <w:rPr>
                         <w:sz w:val="18"/>
+                        <w:rFonts w:ascii="宋体-简" w:hAnsi="宋体-简" w:eastAsia="宋体-简"/>
                         <w:color w:val="000000"/>
                       </w:rPr>
                       <w:fldChar w:fldCharType="separate"/>
@@ -8546,6 +8365,7 @@
                     <w:r>
                       <w:rPr>
                         <w:sz w:val="18"/>
+                        <w:rFonts w:ascii="宋体-简" w:hAnsi="宋体-简" w:eastAsia="宋体-简"/>
                         <w:color w:val="000000"/>
                       </w:rPr>
                       <w:t>10</w:t>
@@ -8553,12 +8373,14 @@
                     <w:r>
                       <w:rPr>
                         <w:sz w:val="18"/>
+                        <w:rFonts w:ascii="宋体-简" w:hAnsi="宋体-简" w:eastAsia="宋体-简"/>
                         <w:color w:val="000000"/>
                       </w:rPr>
                       <w:fldChar w:fldCharType="end"/>
                     </w:r>
                     <w:r>
                       <w:rPr>
+                        <w:rFonts w:ascii="宋体-简" w:hAnsi="宋体-简" w:eastAsia="宋体-简"/>
                         <w:color w:val="000000"/>
                         <w:sz w:val="18"/>
                       </w:rPr>
@@ -8596,30 +8418,39 @@
   <w:p>
     <w:pPr>
       <w:pStyle w:val="Header"/>
-      <w:rPr/>
+      <w:rPr>
+        <w:rFonts w:eastAsia="宋体-简"/>
+      </w:rPr>
     </w:pPr>
     <w:r>
-      <w:rPr/>
-    </w:r>
-  </w:p>
-  <w:p>
-    <w:pPr>
-      <w:pStyle w:val="Header"/>
-      <w:rPr/>
-    </w:pPr>
-    <w:r>
-      <w:rPr/>
+      <w:rPr>
+        <w:rFonts w:eastAsia="宋体-简"/>
+      </w:rPr>
     </w:r>
   </w:p>
   <w:p>
     <w:pPr>
       <w:pStyle w:val="Header"/>
       <w:rPr>
-        <w:lang w:eastAsia="zh-TW"/>
+        <w:rFonts w:eastAsia="宋体-简"/>
       </w:rPr>
     </w:pPr>
     <w:r>
       <w:rPr>
+        <w:rFonts w:eastAsia="宋体-简"/>
+      </w:rPr>
+    </w:r>
+  </w:p>
+  <w:p>
+    <w:pPr>
+      <w:pStyle w:val="Header"/>
+      <w:rPr>
+        <w:rFonts w:eastAsia="宋体-简"/>
+      </w:rPr>
+    </w:pPr>
+    <w:r>
+      <w:rPr>
+        <w:rFonts w:eastAsia="宋体-简"/>
         <w:lang w:eastAsia="zh-TW"/>
       </w:rPr>
       <w:t>中華民族聯邦共和國五民黨黨章</w:t>
@@ -8633,30 +8464,39 @@
   <w:p>
     <w:pPr>
       <w:pStyle w:val="Header"/>
-      <w:rPr/>
+      <w:rPr>
+        <w:rFonts w:eastAsia="宋体-简"/>
+      </w:rPr>
     </w:pPr>
     <w:r>
-      <w:rPr/>
-    </w:r>
-  </w:p>
-  <w:p>
-    <w:pPr>
-      <w:pStyle w:val="Header"/>
-      <w:rPr/>
-    </w:pPr>
-    <w:r>
-      <w:rPr/>
+      <w:rPr>
+        <w:rFonts w:eastAsia="宋体-简"/>
+      </w:rPr>
     </w:r>
   </w:p>
   <w:p>
     <w:pPr>
       <w:pStyle w:val="Header"/>
       <w:rPr>
-        <w:lang w:eastAsia="zh-TW"/>
+        <w:rFonts w:eastAsia="宋体-简"/>
       </w:rPr>
     </w:pPr>
     <w:r>
       <w:rPr>
+        <w:rFonts w:eastAsia="宋体-简"/>
+      </w:rPr>
+    </w:r>
+  </w:p>
+  <w:p>
+    <w:pPr>
+      <w:pStyle w:val="Header"/>
+      <w:rPr>
+        <w:rFonts w:eastAsia="宋体-简"/>
+      </w:rPr>
+    </w:pPr>
+    <w:r>
+      <w:rPr>
+        <w:rFonts w:eastAsia="宋体-简"/>
         <w:lang w:eastAsia="zh-TW"/>
       </w:rPr>
       <w:t>中華民族聯邦共和國五民黨黨章</w:t>
@@ -8684,30 +8524,39 @@
   <w:p>
     <w:pPr>
       <w:pStyle w:val="Header"/>
-      <w:rPr/>
+      <w:rPr>
+        <w:rFonts w:eastAsia="宋体-简"/>
+      </w:rPr>
     </w:pPr>
     <w:r>
-      <w:rPr/>
-    </w:r>
-  </w:p>
-  <w:p>
-    <w:pPr>
-      <w:pStyle w:val="Header"/>
-      <w:rPr/>
-    </w:pPr>
-    <w:r>
-      <w:rPr/>
+      <w:rPr>
+        <w:rFonts w:eastAsia="宋体-简"/>
+      </w:rPr>
     </w:r>
   </w:p>
   <w:p>
     <w:pPr>
       <w:pStyle w:val="Header"/>
       <w:rPr>
-        <w:lang w:eastAsia="zh-TW"/>
+        <w:rFonts w:eastAsia="宋体-简"/>
       </w:rPr>
     </w:pPr>
     <w:r>
       <w:rPr>
+        <w:rFonts w:eastAsia="宋体-简"/>
+      </w:rPr>
+    </w:r>
+  </w:p>
+  <w:p>
+    <w:pPr>
+      <w:pStyle w:val="Header"/>
+      <w:rPr>
+        <w:rFonts w:eastAsia="宋体-简"/>
+      </w:rPr>
+    </w:pPr>
+    <w:r>
+      <w:rPr>
+        <w:rFonts w:eastAsia="宋体-简"/>
         <w:lang w:eastAsia="zh-TW"/>
       </w:rPr>
       <w:t>中華民族聯邦共和國五民黨黨章</w:t>
@@ -8721,30 +8570,39 @@
   <w:p>
     <w:pPr>
       <w:pStyle w:val="Header"/>
-      <w:rPr/>
+      <w:rPr>
+        <w:rFonts w:eastAsia="宋体-简"/>
+      </w:rPr>
     </w:pPr>
     <w:r>
-      <w:rPr/>
-    </w:r>
-  </w:p>
-  <w:p>
-    <w:pPr>
-      <w:pStyle w:val="Header"/>
-      <w:rPr/>
-    </w:pPr>
-    <w:r>
-      <w:rPr/>
+      <w:rPr>
+        <w:rFonts w:eastAsia="宋体-简"/>
+      </w:rPr>
     </w:r>
   </w:p>
   <w:p>
     <w:pPr>
       <w:pStyle w:val="Header"/>
       <w:rPr>
-        <w:lang w:eastAsia="zh-TW"/>
+        <w:rFonts w:eastAsia="宋体-简"/>
       </w:rPr>
     </w:pPr>
     <w:r>
       <w:rPr>
+        <w:rFonts w:eastAsia="宋体-简"/>
+      </w:rPr>
+    </w:r>
+  </w:p>
+  <w:p>
+    <w:pPr>
+      <w:pStyle w:val="Header"/>
+      <w:rPr>
+        <w:rFonts w:eastAsia="宋体-简"/>
+      </w:rPr>
+    </w:pPr>
+    <w:r>
+      <w:rPr>
+        <w:rFonts w:eastAsia="宋体-简"/>
         <w:lang w:eastAsia="zh-TW"/>
       </w:rPr>
       <w:t>中華民族聯邦共和國五民黨黨章</w:t>
@@ -11034,7 +10892,9 @@
         </w:tabs>
         <w:ind w:left="0" w:hanging="0"/>
       </w:pPr>
-      <w:rPr/>
+      <w:rPr>
+        <w:lang w:val="en-US"/>
+      </w:rPr>
     </w:lvl>
     <w:lvl w:ilvl="1">
       <w:start w:val="1"/>
@@ -11153,7 +11013,9 @@
         </w:tabs>
         <w:ind w:left="0" w:hanging="0"/>
       </w:pPr>
-      <w:rPr/>
+      <w:rPr>
+        <w:lang w:val="en-US"/>
+      </w:rPr>
     </w:lvl>
     <w:lvl w:ilvl="1">
       <w:start w:val="1"/>
@@ -11272,9 +11134,7 @@
         </w:tabs>
         <w:ind w:left="0" w:hanging="0"/>
       </w:pPr>
-      <w:rPr>
-        <w:lang w:val="en-US"/>
-      </w:rPr>
+      <w:rPr/>
     </w:lvl>
     <w:lvl w:ilvl="1">
       <w:start w:val="1"/>
@@ -11382,246 +11242,6 @@
     </w:lvl>
   </w:abstractNum>
   <w:abstractNum w:abstractNumId="23">
-    <w:lvl w:ilvl="0">
-      <w:start w:val="1"/>
-      <w:numFmt w:val="chineseCountingThousand"/>
-      <w:lvlText w:val="第%1款"/>
-      <w:lvlJc w:val="left"/>
-      <w:pPr>
-        <w:tabs>
-          <w:tab w:val="num" w:pos="0"/>
-        </w:tabs>
-        <w:ind w:left="0" w:hanging="0"/>
-      </w:pPr>
-      <w:rPr>
-        <w:lang w:val="en-US"/>
-      </w:rPr>
-    </w:lvl>
-    <w:lvl w:ilvl="1">
-      <w:start w:val="1"/>
-      <w:numFmt w:val="lowerLetter"/>
-      <w:lvlText w:val="%2)"/>
-      <w:lvlJc w:val="left"/>
-      <w:pPr>
-        <w:tabs>
-          <w:tab w:val="num" w:pos="0"/>
-        </w:tabs>
-        <w:ind w:left="552" w:hanging="420"/>
-      </w:pPr>
-      <w:rPr/>
-    </w:lvl>
-    <w:lvl w:ilvl="2">
-      <w:start w:val="1"/>
-      <w:numFmt w:val="lowerRoman"/>
-      <w:lvlText w:val="%3."/>
-      <w:lvlJc w:val="right"/>
-      <w:pPr>
-        <w:tabs>
-          <w:tab w:val="num" w:pos="0"/>
-        </w:tabs>
-        <w:ind w:left="972" w:hanging="420"/>
-      </w:pPr>
-      <w:rPr/>
-    </w:lvl>
-    <w:lvl w:ilvl="3">
-      <w:start w:val="1"/>
-      <w:numFmt w:val="decimal"/>
-      <w:lvlText w:val="%4."/>
-      <w:lvlJc w:val="left"/>
-      <w:pPr>
-        <w:tabs>
-          <w:tab w:val="num" w:pos="0"/>
-        </w:tabs>
-        <w:ind w:left="1392" w:hanging="420"/>
-      </w:pPr>
-      <w:rPr/>
-    </w:lvl>
-    <w:lvl w:ilvl="4">
-      <w:start w:val="1"/>
-      <w:numFmt w:val="lowerLetter"/>
-      <w:lvlText w:val="%5)"/>
-      <w:lvlJc w:val="left"/>
-      <w:pPr>
-        <w:tabs>
-          <w:tab w:val="num" w:pos="0"/>
-        </w:tabs>
-        <w:ind w:left="1812" w:hanging="420"/>
-      </w:pPr>
-      <w:rPr/>
-    </w:lvl>
-    <w:lvl w:ilvl="5">
-      <w:start w:val="1"/>
-      <w:numFmt w:val="lowerRoman"/>
-      <w:lvlText w:val="%6."/>
-      <w:lvlJc w:val="right"/>
-      <w:pPr>
-        <w:tabs>
-          <w:tab w:val="num" w:pos="0"/>
-        </w:tabs>
-        <w:ind w:left="2232" w:hanging="420"/>
-      </w:pPr>
-      <w:rPr/>
-    </w:lvl>
-    <w:lvl w:ilvl="6">
-      <w:start w:val="1"/>
-      <w:numFmt w:val="decimal"/>
-      <w:lvlText w:val="%7."/>
-      <w:lvlJc w:val="left"/>
-      <w:pPr>
-        <w:tabs>
-          <w:tab w:val="num" w:pos="0"/>
-        </w:tabs>
-        <w:ind w:left="2652" w:hanging="420"/>
-      </w:pPr>
-      <w:rPr/>
-    </w:lvl>
-    <w:lvl w:ilvl="7">
-      <w:start w:val="1"/>
-      <w:numFmt w:val="lowerLetter"/>
-      <w:lvlText w:val="%8)"/>
-      <w:lvlJc w:val="left"/>
-      <w:pPr>
-        <w:tabs>
-          <w:tab w:val="num" w:pos="0"/>
-        </w:tabs>
-        <w:ind w:left="3072" w:hanging="420"/>
-      </w:pPr>
-      <w:rPr/>
-    </w:lvl>
-    <w:lvl w:ilvl="8">
-      <w:start w:val="1"/>
-      <w:numFmt w:val="lowerRoman"/>
-      <w:lvlText w:val="%9."/>
-      <w:lvlJc w:val="right"/>
-      <w:pPr>
-        <w:tabs>
-          <w:tab w:val="num" w:pos="0"/>
-        </w:tabs>
-        <w:ind w:left="3492" w:hanging="420"/>
-      </w:pPr>
-      <w:rPr/>
-    </w:lvl>
-  </w:abstractNum>
-  <w:abstractNum w:abstractNumId="24">
-    <w:lvl w:ilvl="0">
-      <w:start w:val="1"/>
-      <w:numFmt w:val="chineseCountingThousand"/>
-      <w:lvlText w:val="第%1款"/>
-      <w:lvlJc w:val="left"/>
-      <w:pPr>
-        <w:tabs>
-          <w:tab w:val="num" w:pos="0"/>
-        </w:tabs>
-        <w:ind w:left="0" w:hanging="0"/>
-      </w:pPr>
-      <w:rPr/>
-    </w:lvl>
-    <w:lvl w:ilvl="1">
-      <w:start w:val="1"/>
-      <w:numFmt w:val="lowerLetter"/>
-      <w:lvlText w:val="%2)"/>
-      <w:lvlJc w:val="left"/>
-      <w:pPr>
-        <w:tabs>
-          <w:tab w:val="num" w:pos="0"/>
-        </w:tabs>
-        <w:ind w:left="552" w:hanging="420"/>
-      </w:pPr>
-      <w:rPr/>
-    </w:lvl>
-    <w:lvl w:ilvl="2">
-      <w:start w:val="1"/>
-      <w:numFmt w:val="lowerRoman"/>
-      <w:lvlText w:val="%3."/>
-      <w:lvlJc w:val="right"/>
-      <w:pPr>
-        <w:tabs>
-          <w:tab w:val="num" w:pos="0"/>
-        </w:tabs>
-        <w:ind w:left="972" w:hanging="420"/>
-      </w:pPr>
-      <w:rPr/>
-    </w:lvl>
-    <w:lvl w:ilvl="3">
-      <w:start w:val="1"/>
-      <w:numFmt w:val="decimal"/>
-      <w:lvlText w:val="%4."/>
-      <w:lvlJc w:val="left"/>
-      <w:pPr>
-        <w:tabs>
-          <w:tab w:val="num" w:pos="0"/>
-        </w:tabs>
-        <w:ind w:left="1392" w:hanging="420"/>
-      </w:pPr>
-      <w:rPr/>
-    </w:lvl>
-    <w:lvl w:ilvl="4">
-      <w:start w:val="1"/>
-      <w:numFmt w:val="lowerLetter"/>
-      <w:lvlText w:val="%5)"/>
-      <w:lvlJc w:val="left"/>
-      <w:pPr>
-        <w:tabs>
-          <w:tab w:val="num" w:pos="0"/>
-        </w:tabs>
-        <w:ind w:left="1812" w:hanging="420"/>
-      </w:pPr>
-      <w:rPr/>
-    </w:lvl>
-    <w:lvl w:ilvl="5">
-      <w:start w:val="1"/>
-      <w:numFmt w:val="lowerRoman"/>
-      <w:lvlText w:val="%6."/>
-      <w:lvlJc w:val="right"/>
-      <w:pPr>
-        <w:tabs>
-          <w:tab w:val="num" w:pos="0"/>
-        </w:tabs>
-        <w:ind w:left="2232" w:hanging="420"/>
-      </w:pPr>
-      <w:rPr/>
-    </w:lvl>
-    <w:lvl w:ilvl="6">
-      <w:start w:val="1"/>
-      <w:numFmt w:val="decimal"/>
-      <w:lvlText w:val="%7."/>
-      <w:lvlJc w:val="left"/>
-      <w:pPr>
-        <w:tabs>
-          <w:tab w:val="num" w:pos="0"/>
-        </w:tabs>
-        <w:ind w:left="2652" w:hanging="420"/>
-      </w:pPr>
-      <w:rPr/>
-    </w:lvl>
-    <w:lvl w:ilvl="7">
-      <w:start w:val="1"/>
-      <w:numFmt w:val="lowerLetter"/>
-      <w:lvlText w:val="%8)"/>
-      <w:lvlJc w:val="left"/>
-      <w:pPr>
-        <w:tabs>
-          <w:tab w:val="num" w:pos="0"/>
-        </w:tabs>
-        <w:ind w:left="3072" w:hanging="420"/>
-      </w:pPr>
-      <w:rPr/>
-    </w:lvl>
-    <w:lvl w:ilvl="8">
-      <w:start w:val="1"/>
-      <w:numFmt w:val="lowerRoman"/>
-      <w:lvlText w:val="%9."/>
-      <w:lvlJc w:val="right"/>
-      <w:pPr>
-        <w:tabs>
-          <w:tab w:val="num" w:pos="0"/>
-        </w:tabs>
-        <w:ind w:left="3492" w:hanging="420"/>
-      </w:pPr>
-      <w:rPr/>
-    </w:lvl>
-  </w:abstractNum>
-  <w:abstractNum w:abstractNumId="25">
     <w:lvl w:ilvl="0">
       <w:start w:val="1"/>
       <w:numFmt w:val="none"/>
@@ -11809,12 +11429,6 @@
   <w:num w:numId="23">
     <w:abstractNumId w:val="23"/>
   </w:num>
-  <w:num w:numId="24">
-    <w:abstractNumId w:val="24"/>
-  </w:num>
-  <w:num w:numId="25">
-    <w:abstractNumId w:val="25"/>
-  </w:num>
 </w:numbering>
 </file>
 
@@ -11823,7 +11437,7 @@
   <w:docDefaults>
     <w:rPrDefault>
       <w:rPr>
-        <w:rFonts w:ascii="等线" w:hAnsi="等线" w:eastAsia="等线" w:cs="" w:asciiTheme="minorHAnsi" w:cstheme="minorBidi" w:eastAsiaTheme="minorEastAsia" w:hAnsiTheme="minorHAnsi"/>
+        <w:rFonts w:ascii="等线" w:hAnsi="等线" w:eastAsia="" w:cs="" w:asciiTheme="minorHAnsi" w:cstheme="minorBidi" w:eastAsiaTheme="minorEastAsia" w:hAnsiTheme="minorHAnsi"/>
         <w:lang w:val="en-US" w:eastAsia="zh-CN" w:bidi="ar-SA"/>
       </w:rPr>
     </w:rPrDefault>
@@ -12212,12 +11826,13 @@
     <w:qFormat/>
     <w:pPr>
       <w:widowControl w:val="false"/>
+      <w:suppressAutoHyphens w:val="true"/>
       <w:bidi w:val="0"/>
       <w:spacing w:before="0" w:after="0"/>
       <w:jc w:val="both"/>
     </w:pPr>
     <w:rPr>
-      <w:rFonts w:ascii="等线" w:hAnsi="等线" w:eastAsia="等线" w:cs="" w:asciiTheme="minorHAnsi" w:cstheme="minorBidi" w:eastAsiaTheme="minorEastAsia" w:hAnsiTheme="minorHAnsi"/>
+      <w:rFonts w:ascii="等线" w:hAnsi="等线" w:eastAsia="" w:cs="" w:asciiTheme="minorHAnsi" w:cstheme="minorBidi" w:eastAsiaTheme="minorEastAsia" w:hAnsiTheme="minorHAnsi"/>
       <w:color w:val="auto"/>
       <w:kern w:val="2"/>
       <w:sz w:val="21"/>
@@ -12226,7 +11841,7 @@
     </w:rPr>
   </w:style>
   <w:style w:type="paragraph" w:styleId="Heading1">
-    <w:name w:val="Heading 1"/>
+    <w:name w:val="heading 1"/>
     <w:basedOn w:val="Normal"/>
     <w:next w:val="Normal"/>
     <w:link w:val="1"/>
@@ -12299,7 +11914,7 @@
     </w:rPr>
   </w:style>
   <w:style w:type="paragraph" w:styleId="Caption">
-    <w:name w:val="Caption"/>
+    <w:name w:val="caption"/>
     <w:basedOn w:val="Normal"/>
     <w:qFormat/>
     <w:pPr>
@@ -12333,7 +11948,7 @@
     <w:rPr/>
   </w:style>
   <w:style w:type="paragraph" w:styleId="Footer">
-    <w:name w:val="Footer"/>
+    <w:name w:val="footer"/>
     <w:basedOn w:val="Normal"/>
     <w:uiPriority w:val="99"/>
     <w:unhideWhenUsed/>
@@ -12352,13 +11967,12 @@
     </w:rPr>
   </w:style>
   <w:style w:type="paragraph" w:styleId="Header">
-    <w:name w:val="Header"/>
+    <w:name w:val="header"/>
     <w:basedOn w:val="Normal"/>
     <w:uiPriority w:val="99"/>
     <w:unhideWhenUsed/>
     <w:qFormat/>
     <w:pPr>
-      <w:pBdr/>
       <w:tabs>
         <w:tab w:val="clear" w:pos="420"/>
         <w:tab w:val="center" w:pos="4153" w:leader="none"/>
@@ -12383,6 +11997,13 @@
   </w:style>
   <w:style w:type="paragraph" w:styleId="Style16">
     <w:name w:val="框架内容"/>
+    <w:basedOn w:val="Normal"/>
+    <w:qFormat/>
+    <w:pPr/>
+    <w:rPr/>
+  </w:style>
+  <w:style w:type="paragraph" w:styleId="FrameContents">
+    <w:name w:val="Frame Contents"/>
     <w:basedOn w:val="Normal"/>
     <w:qFormat/>
     <w:pPr/>
